--- a/pr-preview/pr-398/linear-algebra-projections-tracked-changes.docx
+++ b/pr-preview/pr-398/linear-algebra-projections-tracked-changes.docx
@@ -16,7 +16,7 @@
       </w:pPr>
       <w:del w:id="1" w:author="PR Preview" w:date="2026-01-01T00:00:00Z">
         <w:r>
-          <w:delText xml:space="preserve">Last modified: 2026-10-19 00:47:50 (PDT)</w:delText>
+          <w:delText xml:space="preserve">Last modified: 2026-10-19 03:23:43 (PDT)</w:delText>
         </w:r>
       </w:del>
     </w:p>
@@ -26,7 +26,7 @@
       </w:pPr>
       <w:ins w:id="2" w:author="PR Preview" w:date="2026-01-01T00:00:00Z">
         <w:r>
-          <w:t xml:space="preserve">Last modified: 2026-10-19 01:34:03 (PDT)</w:t>
+          <w:t xml:space="preserve">Last modified: 2026-10-19 04:22:38 (PDT)</w:t>
         </w:r>
       </w:ins>
     </w:p>
@@ -708,41 +708,29 @@
       <w:pPr>
         <w:pStyle w:val="FirstParagraph"/>
       </w:pPr>
-      <w:del w:id="3" w:author="PR Preview" w:date="2026-01-01T00:00:00Z">
+      <w:r>
+        <w:t xml:space="preserve">(</w:t>
+      </w:r>
+      <w:hyperlink r:id="rId11">
         <w:r>
-          <w:delText xml:space="preserve">(</w:delText>
+          <w:rPr>
+            <w:rStyle w:val="Hyperlink"/>
+          </w:rPr>
+          <w:t xml:space="preserve">Theorem 17 in Matrices</w:t>
         </w:r>
-      </w:del>
-      <w:hyperlink r:id="rId11">
-        <w:del w:id="4" w:author="PR Preview" w:date="2026-01-01T00:00:00Z">
-          <w:r>
-            <w:rPr>
-              <w:rStyle w:val="Hyperlink"/>
-            </w:rPr>
-            <w:delText xml:space="preserve">Theorem 17 in Matrices</w:delText>
-          </w:r>
-        </w:del>
       </w:hyperlink>
-      <w:del w:id="5" w:author="PR Preview" w:date="2026-01-01T00:00:00Z">
-        <w:r>
-          <w:delText xml:space="preserve">).</w:delText>
-        </w:r>
-      </w:del>
-      <w:del w:id="6" w:author="PR Preview" w:date="2026-01-01T00:00:00Z">
-        <w:r>
-          <w:delText xml:space="preserve"> </w:delText>
-        </w:r>
-      </w:del>
-      <w:del w:id="7" w:author="PR Preview" w:date="2026-01-01T00:00:00Z">
-        <w:r>
-          <w:delText xml:space="preserve">When</w:delText>
-        </w:r>
-      </w:del>
-      <w:del w:id="8" w:author="PR Preview" w:date="2026-01-01T00:00:00Z">
-        <w:r>
-          <w:delText xml:space="preserve"> </w:delText>
-        </w:r>
-      </w:del>
+      <w:r>
+        <w:t xml:space="preserve">).</w:t>
+      </w:r>
+      <w:r>
+        <w:t xml:space="preserve"> </w:t>
+      </w:r>
+      <w:r>
+        <w:t xml:space="preserve">When</w:t>
+      </w:r>
+      <w:r>
+        <w:t xml:space="preserve"> </w:t>
+      </w:r>
       <m:oMath>
         <m:sSup>
           <m:e>
@@ -769,172 +757,38 @@
           <m:t>X</m:t>
         </m:r>
       </m:oMath>
-      <w:del w:id="9" w:author="PR Preview" w:date="2026-01-01T00:00:00Z">
+      <w:r>
+        <w:t xml:space="preserve"> </w:t>
+      </w:r>
+      <w:r>
+        <w:t xml:space="preserve">is invertible,</w:t>
+      </w:r>
+      <w:r>
+        <w:t xml:space="preserve"> </w:t>
+      </w:r>
+      <w:r>
+        <w:t xml:space="preserve">it appears in the least squares solution (</w:t>
+      </w:r>
+      <w:hyperlink w:anchor="def-least-squares">
         <w:r>
-          <w:delText xml:space="preserve"> </w:delText>
+          <w:rPr>
+            <w:rStyle w:val="Hyperlink"/>
+          </w:rPr>
+          <w:t xml:space="preserve">Definition 10</w:t>
         </w:r>
-      </w:del>
-      <w:del w:id="10" w:author="PR Preview" w:date="2026-01-01T00:00:00Z">
-        <w:r>
-          <w:delText xml:space="preserve">is invertible,</w:delText>
-        </w:r>
-      </w:del>
-      <w:del w:id="11" w:author="PR Preview" w:date="2026-01-01T00:00:00Z">
-        <w:r>
-          <w:delText xml:space="preserve"> </w:delText>
-        </w:r>
-      </w:del>
-      <w:del w:id="12" w:author="PR Preview" w:date="2026-01-01T00:00:00Z">
-        <w:r>
-          <w:delText xml:space="preserve">it appears in the least squares solution (</w:delText>
-        </w:r>
-      </w:del>
-      <w:hyperlink w:anchor="def-least-squares">
-        <w:del w:id="13" w:author="PR Preview" w:date="2026-01-01T00:00:00Z">
-          <w:r>
-            <w:rPr>
-              <w:rStyle w:val="Hyperlink"/>
-            </w:rPr>
-            <w:delText xml:space="preserve">Definition 10</w:delText>
-          </w:r>
-        </w:del>
       </w:hyperlink>
-      <w:del w:id="14" w:author="PR Preview" w:date="2026-01-01T00:00:00Z">
-        <w:r>
-          <w:delText xml:space="preserve">, defined later in this chapter)</w:delText>
-        </w:r>
-      </w:del>
-      <w:del w:id="15" w:author="PR Preview" w:date="2026-01-01T00:00:00Z">
-        <w:r>
-          <w:delText xml:space="preserve"> </w:delText>
-        </w:r>
-      </w:del>
-      <w:del w:id="16" w:author="PR Preview" w:date="2026-01-01T00:00:00Z">
-        <w:r>
-          <w:delText xml:space="preserve">$\hat{\mathord{\smash[b]{\underset{\raise.3ex\hbox{$\scriptstyle\sim$}}{\beta}}\vphantom{\beta}}}= ({\mathbf{X}}^{\top}\mathbf{X})^{-1}{\mathbf{X}}^{\top}\mathord{\smash[b]{\underset{\raise.3ex\hbox{$\scriptstyle\sim$}}{y}}\vphantom{y}}$</w:delText>
-        </w:r>
-      </w:del>
-      <w:del w:id="17" w:author="PR Preview" w:date="2026-01-01T00:00:00Z">
-        <w:r>
-          <w:delText xml:space="preserve">.</w:delText>
-        </w:r>
-      </w:del>
-    </w:p>
-    <w:p>
-      <w:pPr>
-        <w:pStyle w:val="FirstParagraph"/>
-      </w:pPr>
-      <w:ins w:id="18" w:author="PR Preview" w:date="2026-01-01T00:00:00Z">
-        <w:r>
-          <w:t xml:space="preserve">(</w:t>
-        </w:r>
-      </w:ins>
-      <w:hyperlink r:id="rId11">
-        <w:ins w:id="19" w:author="PR Preview" w:date="2026-01-01T00:00:00Z">
-          <w:r>
-            <w:rPr>
-              <w:rStyle w:val="Hyperlink"/>
-            </w:rPr>
-            <w:t xml:space="preserve">Theorem 16 in Matrices</w:t>
-          </w:r>
-        </w:ins>
-      </w:hyperlink>
-      <w:ins w:id="20" w:author="PR Preview" w:date="2026-01-01T00:00:00Z">
-        <w:r>
-          <w:t xml:space="preserve">).</w:t>
-        </w:r>
-      </w:ins>
-      <w:ins w:id="21" w:author="PR Preview" w:date="2026-01-01T00:00:00Z">
-        <w:r>
-          <w:t xml:space="preserve"> </w:t>
-        </w:r>
-      </w:ins>
-      <w:ins w:id="22" w:author="PR Preview" w:date="2026-01-01T00:00:00Z">
-        <w:r>
-          <w:t xml:space="preserve">When</w:t>
-        </w:r>
-      </w:ins>
-      <w:ins w:id="23" w:author="PR Preview" w:date="2026-01-01T00:00:00Z">
-        <w:r>
-          <w:t xml:space="preserve"> </w:t>
-        </w:r>
-      </w:ins>
-      <m:oMath>
-        <m:sSup>
-          <m:e>
-            <m:r>
-              <m:rPr>
-                <m:sty m:val="bi"/>
-              </m:rPr>
-              <m:t>X</m:t>
-            </m:r>
-          </m:e>
-          <m:sup>
-            <m:r>
-              <m:rPr>
-                <m:sty m:val="p"/>
-              </m:rPr>
-              <m:t>⊤</m:t>
-            </m:r>
-          </m:sup>
-        </m:sSup>
-        <m:r>
-          <m:rPr>
-            <m:sty m:val="bi"/>
-          </m:rPr>
-          <m:t>X</m:t>
-        </m:r>
-      </m:oMath>
-      <w:ins w:id="24" w:author="PR Preview" w:date="2026-01-01T00:00:00Z">
-        <w:r>
-          <w:t xml:space="preserve"> </w:t>
-        </w:r>
-      </w:ins>
-      <w:ins w:id="25" w:author="PR Preview" w:date="2026-01-01T00:00:00Z">
-        <w:r>
-          <w:t xml:space="preserve">is invertible,</w:t>
-        </w:r>
-      </w:ins>
-      <w:ins w:id="26" w:author="PR Preview" w:date="2026-01-01T00:00:00Z">
-        <w:r>
-          <w:t xml:space="preserve"> </w:t>
-        </w:r>
-      </w:ins>
-      <w:ins w:id="27" w:author="PR Preview" w:date="2026-01-01T00:00:00Z">
-        <w:r>
-          <w:t xml:space="preserve">it appears in the least squares solution (</w:t>
-        </w:r>
-      </w:ins>
-      <w:hyperlink w:anchor="def-least-squares">
-        <w:ins w:id="28" w:author="PR Preview" w:date="2026-01-01T00:00:00Z">
-          <w:r>
-            <w:rPr>
-              <w:rStyle w:val="Hyperlink"/>
-            </w:rPr>
-            <w:t xml:space="preserve">Definition 10</w:t>
-          </w:r>
-        </w:ins>
-      </w:hyperlink>
-      <w:ins w:id="29" w:author="PR Preview" w:date="2026-01-01T00:00:00Z">
-        <w:r>
-          <w:t xml:space="preserve">, defined later in this chapter)</w:t>
-        </w:r>
-      </w:ins>
-      <w:ins w:id="30" w:author="PR Preview" w:date="2026-01-01T00:00:00Z">
-        <w:r>
-          <w:t xml:space="preserve"> </w:t>
-        </w:r>
-      </w:ins>
-      <w:ins w:id="31" w:author="PR Preview" w:date="2026-01-01T00:00:00Z">
-        <w:r>
-          <w:t xml:space="preserve">$\hat{\mathord{\smash[b]{\underset{\raise.3ex\hbox{$\scriptstyle\sim$}}{\beta}}\vphantom{\beta}}}= ({\mathbf{X}}^{\top}\mathbf{X})^{-1}{\mathbf{X}}^{\top}\mathord{\smash[b]{\underset{\raise.3ex\hbox{$\scriptstyle\sim$}}{y}}\vphantom{y}}$</w:t>
-        </w:r>
-      </w:ins>
-      <w:ins w:id="32" w:author="PR Preview" w:date="2026-01-01T00:00:00Z">
-        <w:r>
-          <w:t xml:space="preserve">.</w:t>
-        </w:r>
-      </w:ins>
+      <w:r>
+        <w:t xml:space="preserve">, defined later in this chapter)</w:t>
+      </w:r>
+      <w:r>
+        <w:t xml:space="preserve"> </w:t>
+      </w:r>
+      <w:r>
+        <w:t xml:space="preserve">$\hat{\mathord{\smash[b]{\underset{\raise.3ex\hbox{$\scriptstyle\sim$}}{\beta}}\vphantom{\beta}}}= ({\mathbf{X}}^{\top}\mathbf{X})^{-1}{\mathbf{X}}^{\top}\mathord{\smash[b]{\underset{\raise.3ex\hbox{$\scriptstyle\sim$}}{y}}\vphantom{y}}$</w:t>
+      </w:r>
+      <w:r>
+        <w:t xml:space="preserve">.</w:t>
+      </w:r>
     </w:p>
     <w:bookmarkEnd w:id="12"/>
     <w:bookmarkStart w:id="14" w:name="thm-gram-invertible"/>
@@ -3186,101 +3040,37 @@
       <w:pPr>
         <w:pStyle w:val="FirstParagraph"/>
       </w:pPr>
-      <w:del w:id="33" w:author="PR Preview" w:date="2026-01-01T00:00:00Z">
+      <w:r>
+        <w:t xml:space="preserve">(</w:t>
+      </w:r>
+      <w:hyperlink r:id="rId11">
         <w:r>
-          <w:delText xml:space="preserve">(</w:delText>
+          <w:rPr>
+            <w:rStyle w:val="Hyperlink"/>
+          </w:rPr>
+          <w:t xml:space="preserve">Theorem 17 in Matrices</w:t>
         </w:r>
-      </w:del>
-      <w:hyperlink r:id="rId11">
-        <w:del w:id="34" w:author="PR Preview" w:date="2026-01-01T00:00:00Z">
-          <w:r>
-            <w:rPr>
-              <w:rStyle w:val="Hyperlink"/>
-            </w:rPr>
-            <w:delText xml:space="preserve">Theorem 17 in Matrices</w:delText>
-          </w:r>
-        </w:del>
       </w:hyperlink>
-      <w:del w:id="35" w:author="PR Preview" w:date="2026-01-01T00:00:00Z">
+      <w:r>
+        <w:t xml:space="preserve">),</w:t>
+      </w:r>
+      <w:r>
+        <w:t xml:space="preserve"> </w:t>
+      </w:r>
+      <w:r>
+        <w:t xml:space="preserve">so its inverse is symmetric too (</w:t>
+      </w:r>
+      <w:hyperlink r:id="rId21">
         <w:r>
-          <w:delText xml:space="preserve">),</w:delText>
+          <w:rPr>
+            <w:rStyle w:val="Hyperlink"/>
+          </w:rPr>
+          <w:t xml:space="preserve">Corollary 1 in Special Matrices and Decompositions</w:t>
         </w:r>
-      </w:del>
-      <w:del w:id="36" w:author="PR Preview" w:date="2026-01-01T00:00:00Z">
-        <w:r>
-          <w:delText xml:space="preserve"> </w:delText>
-        </w:r>
-      </w:del>
-      <w:del w:id="37" w:author="PR Preview" w:date="2026-01-01T00:00:00Z">
-        <w:r>
-          <w:delText xml:space="preserve">so its inverse is symmetric too (</w:delText>
-        </w:r>
-      </w:del>
-      <w:hyperlink r:id="rId21">
-        <w:del w:id="38" w:author="PR Preview" w:date="2026-01-01T00:00:00Z">
-          <w:r>
-            <w:rPr>
-              <w:rStyle w:val="Hyperlink"/>
-            </w:rPr>
-            <w:delText xml:space="preserve">Corollary 1 in Special Matrices and Decompositions</w:delText>
-          </w:r>
-        </w:del>
       </w:hyperlink>
-      <w:del w:id="39" w:author="PR Preview" w:date="2026-01-01T00:00:00Z">
-        <w:r>
-          <w:delText xml:space="preserve">).</w:delText>
-        </w:r>
-      </w:del>
-    </w:p>
-    <w:p>
-      <w:pPr>
-        <w:pStyle w:val="FirstParagraph"/>
-      </w:pPr>
-      <w:ins w:id="40" w:author="PR Preview" w:date="2026-01-01T00:00:00Z">
-        <w:r>
-          <w:t xml:space="preserve">(</w:t>
-        </w:r>
-      </w:ins>
-      <w:hyperlink r:id="rId11">
-        <w:ins w:id="41" w:author="PR Preview" w:date="2026-01-01T00:00:00Z">
-          <w:r>
-            <w:rPr>
-              <w:rStyle w:val="Hyperlink"/>
-            </w:rPr>
-            <w:t xml:space="preserve">Theorem 16 in Matrices</w:t>
-          </w:r>
-        </w:ins>
-      </w:hyperlink>
-      <w:ins w:id="42" w:author="PR Preview" w:date="2026-01-01T00:00:00Z">
-        <w:r>
-          <w:t xml:space="preserve">),</w:t>
-        </w:r>
-      </w:ins>
-      <w:ins w:id="43" w:author="PR Preview" w:date="2026-01-01T00:00:00Z">
-        <w:r>
-          <w:t xml:space="preserve"> </w:t>
-        </w:r>
-      </w:ins>
-      <w:ins w:id="44" w:author="PR Preview" w:date="2026-01-01T00:00:00Z">
-        <w:r>
-          <w:t xml:space="preserve">so its inverse is symmetric too (</w:t>
-        </w:r>
-      </w:ins>
-      <w:hyperlink r:id="rId21">
-        <w:ins w:id="45" w:author="PR Preview" w:date="2026-01-01T00:00:00Z">
-          <w:r>
-            <w:rPr>
-              <w:rStyle w:val="Hyperlink"/>
-            </w:rPr>
-            <w:t xml:space="preserve">Corollary 1 in Special Matrices and Decompositions</w:t>
-          </w:r>
-        </w:ins>
-      </w:hyperlink>
-      <w:ins w:id="46" w:author="PR Preview" w:date="2026-01-01T00:00:00Z">
-        <w:r>
-          <w:t xml:space="preserve">).</w:t>
-        </w:r>
-      </w:ins>
+      <w:r>
+        <w:t xml:space="preserve">).</w:t>
+      </w:r>
     </w:p>
     <w:p>
       <w:pPr>
@@ -8534,9 +8324,8 @@
       <w:pPr>
         <w:pStyle w:val="BodyText"/>
       </w:pPr>
-      <w:del w:id="47" w:author="PR Preview" w:date="2026-01-01T00:00:00Z">
-        <w:r>
-          <w:delText xml:space="preserve">$$
+      <w:r>
+        <w:t xml:space="preserve">$$
     \begin{aligned}
     {\mathbf{Q}}^{\top} \mathord{\smash[b]{\underset{\raise.3ex\hbox{$\scriptstyle\sim$}}{v}}\vphantom{v}}
     &amp;= {\mathbf{Q}}^{\top}\,(\mathord{\smash[b]{\underset{\raise.3ex\hbox{$\scriptstyle\sim$}}{y}}\vphantom{y}} - \mathbf{Q} {\mathbf{Q}}^{\top} \mathord{\smash[b]{\underset{\raise.3ex\hbox{$\scriptstyle\sim$}}{y}}\vphantom{y}})
@@ -8557,40 +8346,8 @@
     &amp;= \mathord{\smash[b]{\underset{\raise.3ex\hbox{$\scriptstyle\sim$}}{0}}\vphantom{0}}_r,
     &amp;&amp; \text{(arithmetic)}
     \end{aligned}
-    $$</w:delText>
-        </w:r>
-      </w:del>
-    </w:p>
-    <w:p>
-      <w:pPr>
-        <w:pStyle w:val="BodyText"/>
-      </w:pPr>
-      <w:ins w:id="48" w:author="PR Preview" w:date="2026-01-01T00:00:00Z">
-        <w:r>
-          <w:t xml:space="preserve">$$
-    \begin{aligned}
-    {\mathbf{Q}}^{\top} \mathord{\smash[b]{\underset{\raise.3ex\hbox{$\scriptstyle\sim$}}{v}}\vphantom{v}}
-    &amp;= {\mathbf{Q}}^{\top}\,(\mathord{\smash[b]{\underset{\raise.3ex\hbox{$\scriptstyle\sim$}}{y}}\vphantom{y}} - \mathbf{Q} {\mathbf{Q}}^{\top} \mathord{\smash[b]{\underset{\raise.3ex\hbox{$\scriptstyle\sim$}}{y}}\vphantom{y}})
-    &amp;&amp; \text{(substitute)}
-    \\
-    &amp;= {\mathbf{Q}}^{\top} \mathord{\smash[b]{\underset{\raise.3ex\hbox{$\scriptstyle\sim$}}{y}}\vphantom{y}} - {\mathbf{Q}}^{\top}\,(\mathbf{Q} {\mathbf{Q}}^{\top} \mathord{\smash[b]{\underset{\raise.3ex\hbox{$\scriptstyle\sim$}}{y}}\vphantom{y}})
-    &amp;&amp; \text{(}\text{Theorem~4 in Subspaces and Rank}\text{, with coefficients } 1 \text{ and } -1 \text{)}
-    \\
-    &amp;= {\mathbf{Q}}^{\top} \mathord{\smash[b]{\underset{\raise.3ex\hbox{$\scriptstyle\sim$}}{y}}\vphantom{y}} - ({\mathbf{Q}}^{\top} \mathbf{Q})\,{\mathbf{Q}}^{\top} \mathord{\smash[b]{\underset{\raise.3ex\hbox{$\scriptstyle\sim$}}{y}}\vphantom{y}}
-    &amp;&amp; \text{(}\text{Theorem~5 in Matrices}\text{)}
-    \\
-    &amp;= {\mathbf{Q}}^{\top} \mathord{\smash[b]{\underset{\raise.3ex\hbox{$\scriptstyle\sim$}}{y}}\vphantom{y}} - \mathbf{I}_r\,{\mathbf{Q}}^{\top} \mathord{\smash[b]{\underset{\raise.3ex\hbox{$\scriptstyle\sim$}}{y}}\vphantom{y}}
-    &amp;&amp; \text{(} {\mathbf{Q}}^{\top} \mathbf{Q} = \mathbf{I}_r \text{, from the first part of the proof)}
-    \\
-    &amp;= {\mathbf{Q}}^{\top} \mathord{\smash[b]{\underset{\raise.3ex\hbox{$\scriptstyle\sim$}}{y}}\vphantom{y}} - {\mathbf{Q}}^{\top} \mathord{\smash[b]{\underset{\raise.3ex\hbox{$\scriptstyle\sim$}}{y}}\vphantom{y}}
-    &amp;&amp; \text{(}\text{Theorem~7 in Matrices}\text{)}
-    \\
-    &amp;= \mathord{\smash[b]{\underset{\raise.3ex\hbox{$\scriptstyle\sim$}}{0}}\vphantom{0}}_r,
-    &amp;&amp; \text{(arithmetic)}
-    \end{aligned}
     $$</w:t>
-        </w:r>
-      </w:ins>
+      </w:r>
     </w:p>
     <w:p>
       <w:pPr>
@@ -9010,7 +8767,7 @@
                   <m:nor/>
                   <m:sty m:val="p"/>
                 </m:rPr>
-                <m:t>Theorem 16 in Matrices</m:t>
+                <m:t>Theorem 17 in Matrices</m:t>
               </m:r>
               <m:r>
                 <m:rPr>
@@ -9465,7 +9222,7 @@
                   <m:nor/>
                   <m:sty m:val="p"/>
                 </m:rPr>
-                <m:t>Theorem 7 in Matrices</m:t>
+                <m:t>Theorem 8 in Matrices</m:t>
               </m:r>
               <m:r>
                 <m:rPr>
@@ -13336,7 +13093,7 @@
                   <m:nor/>
                   <m:sty m:val="p"/>
                 </m:rPr>
-                <m:t>Theorem 7 in Matrices</m:t>
+                <m:t>Theorem 8 in Matrices</m:t>
               </m:r>
               <m:r>
                 <m:rPr>
@@ -19138,61 +18895,43 @@
       <w:pPr>
         <w:pStyle w:val="FirstParagraph"/>
       </w:pPr>
-      <w:del w:id="49" w:author="PR Preview" w:date="2026-01-01T00:00:00Z">
+      <w:r>
+        <w:t xml:space="preserve">(</w:t>
+      </w:r>
+      <w:hyperlink r:id="rId74">
         <w:r>
-          <w:delText xml:space="preserve">(</w:delText>
+          <w:rPr>
+            <w:rStyle w:val="Hyperlink"/>
+          </w:rPr>
+          <w:t xml:space="preserve">Definition 5 in Special Matrices and Decompositions</w:t>
         </w:r>
-      </w:del>
-      <w:hyperlink r:id="rId74">
-        <w:del w:id="50" w:author="PR Preview" w:date="2026-01-01T00:00:00Z">
-          <w:r>
-            <w:rPr>
-              <w:rStyle w:val="Hyperlink"/>
-            </w:rPr>
-            <w:delText xml:space="preserve">Definition 5 in Special Matrices and Decompositions</w:delText>
-          </w:r>
-        </w:del>
       </w:hyperlink>
-      <w:del w:id="51" w:author="PR Preview" w:date="2026-01-01T00:00:00Z">
+      <w:r>
+        <w:t xml:space="preserve">,</w:t>
+      </w:r>
+      <w:r>
+        <w:t xml:space="preserve"> </w:t>
+      </w:r>
+      <w:hyperlink r:id="rId75">
         <w:r>
-          <w:delText xml:space="preserve">,</w:delText>
+          <w:rPr>
+            <w:rStyle w:val="Hyperlink"/>
+          </w:rPr>
+          <w:t xml:space="preserve">Theorem 8 in Matrices</w:t>
         </w:r>
-      </w:del>
-      <w:del w:id="52" w:author="PR Preview" w:date="2026-01-01T00:00:00Z">
-        <w:r>
-          <w:delText xml:space="preserve"> </w:delText>
-        </w:r>
-      </w:del>
-      <w:hyperlink r:id="rId75">
-        <w:del w:id="53" w:author="PR Preview" w:date="2026-01-01T00:00:00Z">
-          <w:r>
-            <w:rPr>
-              <w:rStyle w:val="Hyperlink"/>
-            </w:rPr>
-            <w:delText xml:space="preserve">Theorem 8 in Matrices</w:delText>
-          </w:r>
-        </w:del>
       </w:hyperlink>
-      <w:del w:id="54" w:author="PR Preview" w:date="2026-01-01T00:00:00Z">
-        <w:r>
-          <w:delText xml:space="preserve">),</w:delText>
-        </w:r>
-      </w:del>
-      <w:del w:id="55" w:author="PR Preview" w:date="2026-01-01T00:00:00Z">
-        <w:r>
-          <w:delText xml:space="preserve"> </w:delText>
-        </w:r>
-      </w:del>
-      <w:del w:id="56" w:author="PR Preview" w:date="2026-01-01T00:00:00Z">
-        <w:r>
-          <w:delText xml:space="preserve">so</w:delText>
-        </w:r>
-      </w:del>
-      <w:del w:id="57" w:author="PR Preview" w:date="2026-01-01T00:00:00Z">
-        <w:r>
-          <w:delText xml:space="preserve"> </w:delText>
-        </w:r>
-      </w:del>
+      <w:r>
+        <w:t xml:space="preserve">),</w:t>
+      </w:r>
+      <w:r>
+        <w:t xml:space="preserve"> </w:t>
+      </w:r>
+      <w:r>
+        <w:t xml:space="preserve">so</w:t>
+      </w:r>
+      <w:r>
+        <w:t xml:space="preserve"> </w:t>
+      </w:r>
       <m:oMath>
         <m:sSup>
           <m:e>
@@ -19216,31 +18955,21 @@
           </m:sup>
         </m:sSup>
       </m:oMath>
-      <w:del w:id="58" w:author="PR Preview" w:date="2026-01-01T00:00:00Z">
-        <w:r>
-          <w:delText xml:space="preserve"> </w:delText>
-        </w:r>
-      </w:del>
-      <w:del w:id="59" w:author="PR Preview" w:date="2026-01-01T00:00:00Z">
-        <w:r>
-          <w:delText xml:space="preserve">is a generalized inverse.</w:delText>
-        </w:r>
-      </w:del>
-      <w:del w:id="60" w:author="PR Preview" w:date="2026-01-01T00:00:00Z">
-        <w:r>
-          <w:delText xml:space="preserve"> </w:delText>
-        </w:r>
-      </w:del>
-      <w:del w:id="61" w:author="PR Preview" w:date="2026-01-01T00:00:00Z">
-        <w:r>
-          <w:delText xml:space="preserve">If</w:delText>
-        </w:r>
-      </w:del>
-      <w:del w:id="62" w:author="PR Preview" w:date="2026-01-01T00:00:00Z">
-        <w:r>
-          <w:delText xml:space="preserve"> </w:delText>
-        </w:r>
-      </w:del>
+      <w:r>
+        <w:t xml:space="preserve"> </w:t>
+      </w:r>
+      <w:r>
+        <w:t xml:space="preserve">is a generalized inverse.</w:t>
+      </w:r>
+      <w:r>
+        <w:t xml:space="preserve"> </w:t>
+      </w:r>
+      <w:r>
+        <w:t xml:space="preserve">If</w:t>
+      </w:r>
+      <w:r>
+        <w:t xml:space="preserve"> </w:t>
+      </w:r>
       <m:oMath>
         <m:r>
           <m:rPr>
@@ -19249,142 +18978,12 @@
           <m:t>G</m:t>
         </m:r>
       </m:oMath>
-      <w:del w:id="63" w:author="PR Preview" w:date="2026-01-01T00:00:00Z">
-        <w:r>
-          <w:delText xml:space="preserve"> </w:delText>
-        </w:r>
-      </w:del>
-      <w:del w:id="64" w:author="PR Preview" w:date="2026-01-01T00:00:00Z">
-        <w:r>
-          <w:delText xml:space="preserve">is any generalized inverse, then</w:delText>
-        </w:r>
-      </w:del>
-    </w:p>
-    <w:p>
-      <w:pPr>
-        <w:pStyle w:val="FirstParagraph"/>
-      </w:pPr>
-      <w:ins w:id="65" w:author="PR Preview" w:date="2026-01-01T00:00:00Z">
-        <w:r>
-          <w:t xml:space="preserve">(</w:t>
-        </w:r>
-      </w:ins>
-      <w:hyperlink r:id="rId74">
-        <w:ins w:id="66" w:author="PR Preview" w:date="2026-01-01T00:00:00Z">
-          <w:r>
-            <w:rPr>
-              <w:rStyle w:val="Hyperlink"/>
-            </w:rPr>
-            <w:t xml:space="preserve">Definition 5 in Special Matrices and Decompositions</w:t>
-          </w:r>
-        </w:ins>
-      </w:hyperlink>
-      <w:ins w:id="67" w:author="PR Preview" w:date="2026-01-01T00:00:00Z">
-        <w:r>
-          <w:t xml:space="preserve">,</w:t>
-        </w:r>
-      </w:ins>
-      <w:ins w:id="68" w:author="PR Preview" w:date="2026-01-01T00:00:00Z">
-        <w:r>
-          <w:t xml:space="preserve"> </w:t>
-        </w:r>
-      </w:ins>
-      <w:hyperlink r:id="rId75">
-        <w:ins w:id="69" w:author="PR Preview" w:date="2026-01-01T00:00:00Z">
-          <w:r>
-            <w:rPr>
-              <w:rStyle w:val="Hyperlink"/>
-            </w:rPr>
-            <w:t xml:space="preserve">Theorem 7 in Matrices</w:t>
-          </w:r>
-        </w:ins>
-      </w:hyperlink>
-      <w:ins w:id="70" w:author="PR Preview" w:date="2026-01-01T00:00:00Z">
-        <w:r>
-          <w:t xml:space="preserve">),</w:t>
-        </w:r>
-      </w:ins>
-      <w:ins w:id="71" w:author="PR Preview" w:date="2026-01-01T00:00:00Z">
-        <w:r>
-          <w:t xml:space="preserve"> </w:t>
-        </w:r>
-      </w:ins>
-      <w:ins w:id="72" w:author="PR Preview" w:date="2026-01-01T00:00:00Z">
-        <w:r>
-          <w:t xml:space="preserve">so</w:t>
-        </w:r>
-      </w:ins>
-      <w:ins w:id="73" w:author="PR Preview" w:date="2026-01-01T00:00:00Z">
-        <w:r>
-          <w:t xml:space="preserve"> </w:t>
-        </w:r>
-      </w:ins>
-      <m:oMath>
-        <m:sSup>
-          <m:e>
-            <m:r>
-              <m:rPr>
-                <m:sty m:val="bi"/>
-              </m:rPr>
-              <m:t>A</m:t>
-            </m:r>
-          </m:e>
-          <m:sup>
-            <m:r>
-              <m:rPr>
-                <m:sty m:val="p"/>
-              </m:rPr>
-              <m:t>−</m:t>
-            </m:r>
-            <m:r>
-              <m:t>1</m:t>
-            </m:r>
-          </m:sup>
-        </m:sSup>
-      </m:oMath>
-      <w:ins w:id="74" w:author="PR Preview" w:date="2026-01-01T00:00:00Z">
-        <w:r>
-          <w:t xml:space="preserve"> </w:t>
-        </w:r>
-      </w:ins>
-      <w:ins w:id="75" w:author="PR Preview" w:date="2026-01-01T00:00:00Z">
-        <w:r>
-          <w:t xml:space="preserve">is a generalized inverse.</w:t>
-        </w:r>
-      </w:ins>
-      <w:ins w:id="76" w:author="PR Preview" w:date="2026-01-01T00:00:00Z">
-        <w:r>
-          <w:t xml:space="preserve"> </w:t>
-        </w:r>
-      </w:ins>
-      <w:ins w:id="77" w:author="PR Preview" w:date="2026-01-01T00:00:00Z">
-        <w:r>
-          <w:t xml:space="preserve">If</w:t>
-        </w:r>
-      </w:ins>
-      <w:ins w:id="78" w:author="PR Preview" w:date="2026-01-01T00:00:00Z">
-        <w:r>
-          <w:t xml:space="preserve"> </w:t>
-        </w:r>
-      </w:ins>
-      <m:oMath>
-        <m:r>
-          <m:rPr>
-            <m:sty m:val="bi"/>
-          </m:rPr>
-          <m:t>G</m:t>
-        </m:r>
-      </m:oMath>
-      <w:ins w:id="79" w:author="PR Preview" w:date="2026-01-01T00:00:00Z">
-        <w:r>
-          <w:t xml:space="preserve"> </w:t>
-        </w:r>
-      </w:ins>
-      <w:ins w:id="80" w:author="PR Preview" w:date="2026-01-01T00:00:00Z">
-        <w:r>
-          <w:t xml:space="preserve">is any generalized inverse, then</w:t>
-        </w:r>
-      </w:ins>
+      <w:r>
+        <w:t xml:space="preserve"> </w:t>
+      </w:r>
+      <w:r>
+        <w:t xml:space="preserve">is any generalized inverse, then</w:t>
+      </w:r>
     </w:p>
     <w:p>
       <w:pPr>
@@ -19472,7 +19071,7 @@
                   <m:nor/>
                   <m:sty m:val="p"/>
                 </m:rPr>
-                <m:t>Theorem 7 in Matrices</m:t>
+                <m:t>Theorem 8 in Matrices</m:t>
               </m:r>
               <m:r>
                 <m:rPr>
@@ -19944,7 +19543,7 @@
                   <m:nor/>
                   <m:sty m:val="p"/>
                 </m:rPr>
-                <m:t>Theorem 7 in Matrices</m:t>
+                <m:t>Theorem 8 in Matrices</m:t>
               </m:r>
               <m:r>
                 <m:rPr>
@@ -23642,7 +23241,7 @@
                   <m:nor/>
                   <m:sty m:val="p"/>
                 </m:rPr>
-                <m:t>Theorem 16 in Matrices</m:t>
+                <m:t>Theorem 17 in Matrices</m:t>
               </m:r>
               <m:r>
                 <m:rPr>
@@ -23906,7 +23505,7 @@
                   <m:nor/>
                   <m:sty m:val="p"/>
                 </m:rPr>
-                <m:t>Theorem 16 in Matrices</m:t>
+                <m:t>Theorem 17 in Matrices</m:t>
               </m:r>
               <m:r>
                 <m:rPr>
@@ -24198,7 +23797,7 @@
                   <m:nor/>
                   <m:sty m:val="p"/>
                 </m:rPr>
-                <m:t>Theorem 16 in Matrices</m:t>
+                <m:t>Theorem 17 in Matrices</m:t>
               </m:r>
               <m:r>
                 <m:rPr>
@@ -24774,7 +24373,7 @@
                   <m:nor/>
                   <m:sty m:val="p"/>
                 </m:rPr>
-                <m:t>Theorem 16 in Matrices</m:t>
+                <m:t>Theorem 17 in Matrices</m:t>
               </m:r>
               <m:r>
                 <m:rPr>
@@ -25038,7 +24637,7 @@
                   <m:nor/>
                   <m:sty m:val="p"/>
                 </m:rPr>
-                <m:t>Theorem 16 in Matrices</m:t>
+                <m:t>Theorem 17 in Matrices</m:t>
               </m:r>
               <m:r>
                 <m:rPr>
@@ -25330,7 +24929,7 @@
                   <m:nor/>
                   <m:sty m:val="p"/>
                 </m:rPr>
-                <m:t>Theorem 16 in Matrices</m:t>
+                <m:t>Theorem 17 in Matrices</m:t>
               </m:r>
               <m:r>
                 <m:rPr>
@@ -28137,16 +27736,12 @@
       <w:pPr>
         <w:pStyle w:val="FirstParagraph"/>
       </w:pPr>
-      <w:del w:id="81" w:author="PR Preview" w:date="2026-01-01T00:00:00Z">
-        <w:r>
-          <w:delText xml:space="preserve">and, using</w:delText>
-        </w:r>
-      </w:del>
-      <w:del w:id="82" w:author="PR Preview" w:date="2026-01-01T00:00:00Z">
-        <w:r>
-          <w:delText xml:space="preserve"> </w:delText>
-        </w:r>
-      </w:del>
+      <w:r>
+        <w:t xml:space="preserve">and, using</w:t>
+      </w:r>
+      <w:r>
+        <w:t xml:space="preserve"> </w:t>
+      </w:r>
       <m:oMath>
         <m:sSup>
           <m:e>
@@ -28227,151 +27822,23 @@
           </m:sup>
         </m:sSup>
       </m:oMath>
-      <w:del w:id="83" w:author="PR Preview" w:date="2026-01-01T00:00:00Z">
+      <w:r>
+        <w:t xml:space="preserve"> </w:t>
+      </w:r>
+      <w:r>
+        <w:t xml:space="preserve">(</w:t>
+      </w:r>
+      <w:hyperlink r:id="rId11">
         <w:r>
-          <w:delText xml:space="preserve"> </w:delText>
+          <w:rPr>
+            <w:rStyle w:val="Hyperlink"/>
+          </w:rPr>
+          <w:t xml:space="preserve">Theorem 17 in Matrices</w:t>
         </w:r>
-      </w:del>
-      <w:del w:id="84" w:author="PR Preview" w:date="2026-01-01T00:00:00Z">
-        <w:r>
-          <w:delText xml:space="preserve">(</w:delText>
-        </w:r>
-      </w:del>
-      <w:hyperlink r:id="rId11">
-        <w:del w:id="85" w:author="PR Preview" w:date="2026-01-01T00:00:00Z">
-          <w:r>
-            <w:rPr>
-              <w:rStyle w:val="Hyperlink"/>
-            </w:rPr>
-            <w:delText xml:space="preserve">Theorem 17 in Matrices</w:delText>
-          </w:r>
-        </w:del>
       </w:hyperlink>
-      <w:del w:id="86" w:author="PR Preview" w:date="2026-01-01T00:00:00Z">
-        <w:r>
-          <w:delText xml:space="preserve">),</w:delText>
-        </w:r>
-      </w:del>
-    </w:p>
-    <w:p>
-      <w:pPr>
-        <w:pStyle w:val="FirstParagraph"/>
-      </w:pPr>
-      <w:ins w:id="87" w:author="PR Preview" w:date="2026-01-01T00:00:00Z">
-        <w:r>
-          <w:t xml:space="preserve">and, using</w:t>
-        </w:r>
-      </w:ins>
-      <w:ins w:id="88" w:author="PR Preview" w:date="2026-01-01T00:00:00Z">
-        <w:r>
-          <w:t xml:space="preserve"> </w:t>
-        </w:r>
-      </w:ins>
-      <m:oMath>
-        <m:sSup>
-          <m:e>
-            <m:r>
-              <m:rPr>
-                <m:sty m:val="p"/>
-              </m:rPr>
-              <m:t>(</m:t>
-            </m:r>
-            <m:r>
-              <m:rPr>
-                <m:sty m:val="bi"/>
-              </m:rPr>
-              <m:t>C</m:t>
-            </m:r>
-            <m:r>
-              <m:rPr>
-                <m:sty m:val="bi"/>
-              </m:rPr>
-              <m:t>R</m:t>
-            </m:r>
-            <m:r>
-              <m:rPr>
-                <m:sty m:val="p"/>
-              </m:rPr>
-              <m:t>)</m:t>
-            </m:r>
-          </m:e>
-          <m:sup>
-            <m:r>
-              <m:rPr>
-                <m:sty m:val="p"/>
-              </m:rPr>
-              <m:t>⊤</m:t>
-            </m:r>
-          </m:sup>
-        </m:sSup>
-        <m:r>
-          <m:rPr>
-            <m:sty m:val="p"/>
-          </m:rPr>
-          <m:t>=</m:t>
-        </m:r>
-        <m:sSup>
-          <m:e>
-            <m:r>
-              <m:rPr>
-                <m:sty m:val="bi"/>
-              </m:rPr>
-              <m:t>R</m:t>
-            </m:r>
-          </m:e>
-          <m:sup>
-            <m:r>
-              <m:rPr>
-                <m:sty m:val="p"/>
-              </m:rPr>
-              <m:t>⊤</m:t>
-            </m:r>
-          </m:sup>
-        </m:sSup>
-        <m:sSup>
-          <m:e>
-            <m:r>
-              <m:rPr>
-                <m:sty m:val="bi"/>
-              </m:rPr>
-              <m:t>C</m:t>
-            </m:r>
-          </m:e>
-          <m:sup>
-            <m:r>
-              <m:rPr>
-                <m:sty m:val="p"/>
-              </m:rPr>
-              <m:t>⊤</m:t>
-            </m:r>
-          </m:sup>
-        </m:sSup>
-      </m:oMath>
-      <w:ins w:id="89" w:author="PR Preview" w:date="2026-01-01T00:00:00Z">
-        <w:r>
-          <w:t xml:space="preserve"> </w:t>
-        </w:r>
-      </w:ins>
-      <w:ins w:id="90" w:author="PR Preview" w:date="2026-01-01T00:00:00Z">
-        <w:r>
-          <w:t xml:space="preserve">(</w:t>
-        </w:r>
-      </w:ins>
-      <w:hyperlink r:id="rId11">
-        <w:ins w:id="91" w:author="PR Preview" w:date="2026-01-01T00:00:00Z">
-          <w:r>
-            <w:rPr>
-              <w:rStyle w:val="Hyperlink"/>
-            </w:rPr>
-            <w:t xml:space="preserve">Theorem 16 in Matrices</w:t>
-          </w:r>
-        </w:ins>
-      </w:hyperlink>
-      <w:ins w:id="92" w:author="PR Preview" w:date="2026-01-01T00:00:00Z">
-        <w:r>
-          <w:t xml:space="preserve">),</w:t>
-        </w:r>
-      </w:ins>
+      <w:r>
+        <w:t xml:space="preserve">),</w:t>
+      </w:r>
     </w:p>
     <w:p>
       <w:pPr>
@@ -29044,51 +28511,37 @@
       <w:pPr>
         <w:pStyle w:val="FirstParagraph"/>
       </w:pPr>
-      <w:del w:id="93" w:author="PR Preview" w:date="2026-01-01T00:00:00Z">
+      <w:r>
+        <w:t xml:space="preserve">(</w:t>
+      </w:r>
+      <w:hyperlink r:id="rId11">
         <w:r>
-          <w:delText xml:space="preserve">(</w:delText>
+          <w:rPr>
+            <w:rStyle w:val="Hyperlink"/>
+          </w:rPr>
+          <w:t xml:space="preserve">Theorem 17 in Matrices</w:t>
         </w:r>
-      </w:del>
-      <w:hyperlink r:id="rId11">
-        <w:del w:id="94" w:author="PR Preview" w:date="2026-01-01T00:00:00Z">
-          <w:r>
-            <w:rPr>
-              <w:rStyle w:val="Hyperlink"/>
-            </w:rPr>
-            <w:delText xml:space="preserve">Theorem 17 in Matrices</w:delText>
-          </w:r>
-        </w:del>
       </w:hyperlink>
-      <w:del w:id="95" w:author="PR Preview" w:date="2026-01-01T00:00:00Z">
+      <w:r>
+        <w:t xml:space="preserve">,</w:t>
+      </w:r>
+      <w:r>
+        <w:t xml:space="preserve"> </w:t>
+      </w:r>
+      <w:hyperlink r:id="rId88">
         <w:r>
-          <w:delText xml:space="preserve">,</w:delText>
+          <w:rPr>
+            <w:rStyle w:val="Hyperlink"/>
+          </w:rPr>
+          <w:t xml:space="preserve">Definition 3 in Matrices</w:t>
         </w:r>
-      </w:del>
-      <w:del w:id="96" w:author="PR Preview" w:date="2026-01-01T00:00:00Z">
-        <w:r>
-          <w:delText xml:space="preserve"> </w:delText>
-        </w:r>
-      </w:del>
-      <w:hyperlink r:id="rId88">
-        <w:del w:id="97" w:author="PR Preview" w:date="2026-01-01T00:00:00Z">
-          <w:r>
-            <w:rPr>
-              <w:rStyle w:val="Hyperlink"/>
-            </w:rPr>
-            <w:delText xml:space="preserve">Definition 3 in Matrices</w:delText>
-          </w:r>
-        </w:del>
       </w:hyperlink>
-      <w:del w:id="98" w:author="PR Preview" w:date="2026-01-01T00:00:00Z">
-        <w:r>
-          <w:delText xml:space="preserve">), and likewise for</w:delText>
-        </w:r>
-      </w:del>
-      <w:del w:id="99" w:author="PR Preview" w:date="2026-01-01T00:00:00Z">
-        <w:r>
-          <w:delText xml:space="preserve"> </w:delText>
-        </w:r>
-      </w:del>
+      <w:r>
+        <w:t xml:space="preserve">), and likewise for</w:t>
+      </w:r>
+      <w:r>
+        <w:t xml:space="preserve"> </w:t>
+      </w:r>
       <m:oMath>
         <m:r>
           <m:rPr>
@@ -29115,26 +28568,18 @@
           </m:sup>
         </m:sSup>
       </m:oMath>
-      <w:del w:id="100" w:author="PR Preview" w:date="2026-01-01T00:00:00Z">
-        <w:r>
-          <w:delText xml:space="preserve">.</w:delText>
-        </w:r>
-      </w:del>
-      <w:del w:id="101" w:author="PR Preview" w:date="2026-01-01T00:00:00Z">
-        <w:r>
-          <w:delText xml:space="preserve"> </w:delText>
-        </w:r>
-      </w:del>
-      <w:del w:id="102" w:author="PR Preview" w:date="2026-01-01T00:00:00Z">
-        <w:r>
-          <w:delText xml:space="preserve">Write</w:delText>
-        </w:r>
-      </w:del>
-      <w:del w:id="103" w:author="PR Preview" w:date="2026-01-01T00:00:00Z">
-        <w:r>
-          <w:delText xml:space="preserve"> </w:delText>
-        </w:r>
-      </w:del>
+      <w:r>
+        <w:t xml:space="preserve">.</w:t>
+      </w:r>
+      <w:r>
+        <w:t xml:space="preserve"> </w:t>
+      </w:r>
+      <w:r>
+        <w:t xml:space="preserve">Write</w:t>
+      </w:r>
+      <w:r>
+        <w:t xml:space="preserve"> </w:t>
+      </w:r>
       <m:oMath>
         <m:r>
           <m:rPr>
@@ -29213,21 +28658,15 @@
           </m:sup>
         </m:sSup>
       </m:oMath>
-      <w:del w:id="104" w:author="PR Preview" w:date="2026-01-01T00:00:00Z">
-        <w:r>
-          <w:delText xml:space="preserve"> </w:delText>
-        </w:r>
-      </w:del>
-      <w:del w:id="105" w:author="PR Preview" w:date="2026-01-01T00:00:00Z">
-        <w:r>
-          <w:delText xml:space="preserve">and</w:delText>
-        </w:r>
-      </w:del>
-      <w:del w:id="106" w:author="PR Preview" w:date="2026-01-01T00:00:00Z">
-        <w:r>
-          <w:delText xml:space="preserve"> </w:delText>
-        </w:r>
-      </w:del>
+      <w:r>
+        <w:t xml:space="preserve"> </w:t>
+      </w:r>
+      <w:r>
+        <w:t xml:space="preserve">and</w:t>
+      </w:r>
+      <w:r>
+        <w:t xml:space="preserve"> </w:t>
+      </w:r>
       <m:oMath>
         <m:r>
           <m:rPr>
@@ -29306,51 +28745,35 @@
           </m:sup>
         </m:sSup>
       </m:oMath>
-      <w:del w:id="107" w:author="PR Preview" w:date="2026-01-01T00:00:00Z">
+      <w:r>
+        <w:t xml:space="preserve">,</w:t>
+      </w:r>
+      <w:r>
+        <w:t xml:space="preserve"> </w:t>
+      </w:r>
+      <w:r>
+        <w:t xml:space="preserve">both symmetric (</w:t>
+      </w:r>
+      <w:hyperlink r:id="rId21">
         <w:r>
-          <w:delText xml:space="preserve">,</w:delText>
+          <w:rPr>
+            <w:rStyle w:val="Hyperlink"/>
+          </w:rPr>
+          <w:t xml:space="preserve">Corollary 1 in Special Matrices and Decompositions</w:t>
         </w:r>
-      </w:del>
-      <w:del w:id="108" w:author="PR Preview" w:date="2026-01-01T00:00:00Z">
-        <w:r>
-          <w:delText xml:space="preserve"> </w:delText>
-        </w:r>
-      </w:del>
-      <w:del w:id="109" w:author="PR Preview" w:date="2026-01-01T00:00:00Z">
-        <w:r>
-          <w:delText xml:space="preserve">both symmetric (</w:delText>
-        </w:r>
-      </w:del>
-      <w:hyperlink r:id="rId21">
-        <w:del w:id="110" w:author="PR Preview" w:date="2026-01-01T00:00:00Z">
-          <w:r>
-            <w:rPr>
-              <w:rStyle w:val="Hyperlink"/>
-            </w:rPr>
-            <w:delText xml:space="preserve">Corollary 1 in Special Matrices and Decompositions</w:delText>
-          </w:r>
-        </w:del>
       </w:hyperlink>
-      <w:del w:id="111" w:author="PR Preview" w:date="2026-01-01T00:00:00Z">
-        <w:r>
-          <w:delText xml:space="preserve">),</w:delText>
-        </w:r>
-      </w:del>
-      <w:del w:id="112" w:author="PR Preview" w:date="2026-01-01T00:00:00Z">
-        <w:r>
-          <w:delText xml:space="preserve"> </w:delText>
-        </w:r>
-      </w:del>
-      <w:del w:id="113" w:author="PR Preview" w:date="2026-01-01T00:00:00Z">
-        <w:r>
-          <w:delText xml:space="preserve">and</w:delText>
-        </w:r>
-      </w:del>
-      <w:del w:id="114" w:author="PR Preview" w:date="2026-01-01T00:00:00Z">
-        <w:r>
-          <w:delText xml:space="preserve"> </w:delText>
-        </w:r>
-      </w:del>
+      <w:r>
+        <w:t xml:space="preserve">),</w:t>
+      </w:r>
+      <w:r>
+        <w:t xml:space="preserve"> </w:t>
+      </w:r>
+      <w:r>
+        <w:t xml:space="preserve">and</w:t>
+      </w:r>
+      <w:r>
+        <w:t xml:space="preserve"> </w:t>
+      </w:r>
       <m:oMath>
         <m:r>
           <m:rPr>
@@ -29426,403 +28849,9 @@
           </m:sup>
         </m:sSup>
       </m:oMath>
-      <w:del w:id="115" w:author="PR Preview" w:date="2026-01-01T00:00:00Z">
-        <w:r>
-          <w:delText xml:space="preserve">.</w:delText>
-        </w:r>
-      </w:del>
-    </w:p>
-    <w:p>
-      <w:pPr>
-        <w:pStyle w:val="FirstParagraph"/>
-      </w:pPr>
-      <w:ins w:id="116" w:author="PR Preview" w:date="2026-01-01T00:00:00Z">
-        <w:r>
-          <w:t xml:space="preserve">(</w:t>
-        </w:r>
-      </w:ins>
-      <w:hyperlink r:id="rId11">
-        <w:ins w:id="117" w:author="PR Preview" w:date="2026-01-01T00:00:00Z">
-          <w:r>
-            <w:rPr>
-              <w:rStyle w:val="Hyperlink"/>
-            </w:rPr>
-            <w:t xml:space="preserve">Theorem 16 in Matrices</w:t>
-          </w:r>
-        </w:ins>
-      </w:hyperlink>
-      <w:ins w:id="118" w:author="PR Preview" w:date="2026-01-01T00:00:00Z">
-        <w:r>
-          <w:t xml:space="preserve">,</w:t>
-        </w:r>
-      </w:ins>
-      <w:ins w:id="119" w:author="PR Preview" w:date="2026-01-01T00:00:00Z">
-        <w:r>
-          <w:t xml:space="preserve"> </w:t>
-        </w:r>
-      </w:ins>
-      <w:hyperlink r:id="rId88">
-        <w:ins w:id="120" w:author="PR Preview" w:date="2026-01-01T00:00:00Z">
-          <w:r>
-            <w:rPr>
-              <w:rStyle w:val="Hyperlink"/>
-            </w:rPr>
-            <w:t xml:space="preserve">Definition 3 in Matrices</w:t>
-          </w:r>
-        </w:ins>
-      </w:hyperlink>
-      <w:ins w:id="121" w:author="PR Preview" w:date="2026-01-01T00:00:00Z">
-        <w:r>
-          <w:t xml:space="preserve">), and likewise for</w:t>
-        </w:r>
-      </w:ins>
-      <w:ins w:id="122" w:author="PR Preview" w:date="2026-01-01T00:00:00Z">
-        <w:r>
-          <w:t xml:space="preserve"> </w:t>
-        </w:r>
-      </w:ins>
-      <m:oMath>
-        <m:r>
-          <m:rPr>
-            <m:sty m:val="bi"/>
-          </m:rPr>
-          <m:t>R</m:t>
-        </m:r>
-        <m:sSup>
-          <m:e>
-            <m:r>
-              <m:rPr>
-                <m:sty m:val="bi"/>
-              </m:rPr>
-              <m:t>R</m:t>
-            </m:r>
-          </m:e>
-          <m:sup>
-            <m:r>
-              <m:rPr>
-                <m:sty m:val="p"/>
-              </m:rPr>
-              <m:t>⊤</m:t>
-            </m:r>
-          </m:sup>
-        </m:sSup>
-      </m:oMath>
-      <w:ins w:id="123" w:author="PR Preview" w:date="2026-01-01T00:00:00Z">
-        <w:r>
-          <w:t xml:space="preserve">.</w:t>
-        </w:r>
-      </w:ins>
-      <w:ins w:id="124" w:author="PR Preview" w:date="2026-01-01T00:00:00Z">
-        <w:r>
-          <w:t xml:space="preserve"> </w:t>
-        </w:r>
-      </w:ins>
-      <w:ins w:id="125" w:author="PR Preview" w:date="2026-01-01T00:00:00Z">
-        <w:r>
-          <w:t xml:space="preserve">Write</w:t>
-        </w:r>
-      </w:ins>
-      <w:ins w:id="126" w:author="PR Preview" w:date="2026-01-01T00:00:00Z">
-        <w:r>
-          <w:t xml:space="preserve"> </w:t>
-        </w:r>
-      </w:ins>
-      <m:oMath>
-        <m:r>
-          <m:rPr>
-            <m:sty m:val="bi"/>
-          </m:rPr>
-          <m:t>S</m:t>
-        </m:r>
-        <m:limUpp>
-          <m:e>
-            <m:r>
-              <m:rPr>
-                <m:sty m:val="p"/>
-              </m:rPr>
-              <m:t>=</m:t>
-            </m:r>
-          </m:e>
-          <m:lim>
-            <m:r>
-              <m:rPr>
-                <m:nor/>
-                <m:sty m:val="p"/>
-              </m:rPr>
-              <m:t>def</m:t>
-            </m:r>
-          </m:lim>
-        </m:limUpp>
-        <m:r>
-          <m:rPr>
-            <m:sty m:val="p"/>
-          </m:rPr>
-          <m:t>(</m:t>
-        </m:r>
-        <m:r>
-          <m:rPr>
-            <m:sty m:val="bi"/>
-          </m:rPr>
-          <m:t>R</m:t>
-        </m:r>
-        <m:sSup>
-          <m:e>
-            <m:r>
-              <m:rPr>
-                <m:sty m:val="bi"/>
-              </m:rPr>
-              <m:t>R</m:t>
-            </m:r>
-          </m:e>
-          <m:sup>
-            <m:r>
-              <m:rPr>
-                <m:sty m:val="p"/>
-              </m:rPr>
-              <m:t>⊤</m:t>
-            </m:r>
-          </m:sup>
-        </m:sSup>
-        <m:sSup>
-          <m:e>
-            <m:r>
-              <m:rPr>
-                <m:sty m:val="p"/>
-              </m:rPr>
-              <m:t>)</m:t>
-            </m:r>
-          </m:e>
-          <m:sup>
-            <m:r>
-              <m:rPr>
-                <m:sty m:val="p"/>
-              </m:rPr>
-              <m:t>−</m:t>
-            </m:r>
-            <m:r>
-              <m:t>1</m:t>
-            </m:r>
-          </m:sup>
-        </m:sSup>
-      </m:oMath>
-      <w:ins w:id="127" w:author="PR Preview" w:date="2026-01-01T00:00:00Z">
-        <w:r>
-          <w:t xml:space="preserve"> </w:t>
-        </w:r>
-      </w:ins>
-      <w:ins w:id="128" w:author="PR Preview" w:date="2026-01-01T00:00:00Z">
-        <w:r>
-          <w:t xml:space="preserve">and</w:t>
-        </w:r>
-      </w:ins>
-      <w:ins w:id="129" w:author="PR Preview" w:date="2026-01-01T00:00:00Z">
-        <w:r>
-          <w:t xml:space="preserve"> </w:t>
-        </w:r>
-      </w:ins>
-      <m:oMath>
-        <m:r>
-          <m:rPr>
-            <m:sty m:val="bi"/>
-          </m:rPr>
-          <m:t>T</m:t>
-        </m:r>
-        <m:limUpp>
-          <m:e>
-            <m:r>
-              <m:rPr>
-                <m:sty m:val="p"/>
-              </m:rPr>
-              <m:t>=</m:t>
-            </m:r>
-          </m:e>
-          <m:lim>
-            <m:r>
-              <m:rPr>
-                <m:nor/>
-                <m:sty m:val="p"/>
-              </m:rPr>
-              <m:t>def</m:t>
-            </m:r>
-          </m:lim>
-        </m:limUpp>
-        <m:r>
-          <m:rPr>
-            <m:sty m:val="p"/>
-          </m:rPr>
-          <m:t>(</m:t>
-        </m:r>
-        <m:sSup>
-          <m:e>
-            <m:r>
-              <m:rPr>
-                <m:sty m:val="bi"/>
-              </m:rPr>
-              <m:t>C</m:t>
-            </m:r>
-          </m:e>
-          <m:sup>
-            <m:r>
-              <m:rPr>
-                <m:sty m:val="p"/>
-              </m:rPr>
-              <m:t>⊤</m:t>
-            </m:r>
-          </m:sup>
-        </m:sSup>
-        <m:r>
-          <m:rPr>
-            <m:sty m:val="bi"/>
-          </m:rPr>
-          <m:t>C</m:t>
-        </m:r>
-        <m:sSup>
-          <m:e>
-            <m:r>
-              <m:rPr>
-                <m:sty m:val="p"/>
-              </m:rPr>
-              <m:t>)</m:t>
-            </m:r>
-          </m:e>
-          <m:sup>
-            <m:r>
-              <m:rPr>
-                <m:sty m:val="p"/>
-              </m:rPr>
-              <m:t>−</m:t>
-            </m:r>
-            <m:r>
-              <m:t>1</m:t>
-            </m:r>
-          </m:sup>
-        </m:sSup>
-      </m:oMath>
-      <w:ins w:id="130" w:author="PR Preview" w:date="2026-01-01T00:00:00Z">
-        <w:r>
-          <w:t xml:space="preserve">,</w:t>
-        </w:r>
-      </w:ins>
-      <w:ins w:id="131" w:author="PR Preview" w:date="2026-01-01T00:00:00Z">
-        <w:r>
-          <w:t xml:space="preserve"> </w:t>
-        </w:r>
-      </w:ins>
-      <w:ins w:id="132" w:author="PR Preview" w:date="2026-01-01T00:00:00Z">
-        <w:r>
-          <w:t xml:space="preserve">both symmetric (</w:t>
-        </w:r>
-      </w:ins>
-      <w:hyperlink r:id="rId21">
-        <w:ins w:id="133" w:author="PR Preview" w:date="2026-01-01T00:00:00Z">
-          <w:r>
-            <w:rPr>
-              <w:rStyle w:val="Hyperlink"/>
-            </w:rPr>
-            <w:t xml:space="preserve">Corollary 1 in Special Matrices and Decompositions</w:t>
-          </w:r>
-        </w:ins>
-      </w:hyperlink>
-      <w:ins w:id="134" w:author="PR Preview" w:date="2026-01-01T00:00:00Z">
-        <w:r>
-          <w:t xml:space="preserve">),</w:t>
-        </w:r>
-      </w:ins>
-      <w:ins w:id="135" w:author="PR Preview" w:date="2026-01-01T00:00:00Z">
-        <w:r>
-          <w:t xml:space="preserve"> </w:t>
-        </w:r>
-      </w:ins>
-      <w:ins w:id="136" w:author="PR Preview" w:date="2026-01-01T00:00:00Z">
-        <w:r>
-          <w:t xml:space="preserve">and</w:t>
-        </w:r>
-      </w:ins>
-      <w:ins w:id="137" w:author="PR Preview" w:date="2026-01-01T00:00:00Z">
-        <w:r>
-          <w:t xml:space="preserve"> </w:t>
-        </w:r>
-      </w:ins>
-      <m:oMath>
-        <m:r>
-          <m:rPr>
-            <m:sty m:val="bi"/>
-          </m:rPr>
-          <m:t>G</m:t>
-        </m:r>
-        <m:limUpp>
-          <m:e>
-            <m:r>
-              <m:rPr>
-                <m:sty m:val="p"/>
-              </m:rPr>
-              <m:t>=</m:t>
-            </m:r>
-          </m:e>
-          <m:lim>
-            <m:r>
-              <m:rPr>
-                <m:nor/>
-                <m:sty m:val="p"/>
-              </m:rPr>
-              <m:t>def</m:t>
-            </m:r>
-          </m:lim>
-        </m:limUpp>
-        <m:sSup>
-          <m:e>
-            <m:r>
-              <m:rPr>
-                <m:sty m:val="bi"/>
-              </m:rPr>
-              <m:t>R</m:t>
-            </m:r>
-          </m:e>
-          <m:sup>
-            <m:r>
-              <m:rPr>
-                <m:sty m:val="p"/>
-              </m:rPr>
-              <m:t>⊤</m:t>
-            </m:r>
-          </m:sup>
-        </m:sSup>
-        <m:r>
-          <m:rPr>
-            <m:sty m:val="bi"/>
-          </m:rPr>
-          <m:t>S</m:t>
-        </m:r>
-        <m:r>
-          <m:rPr>
-            <m:sty m:val="bi"/>
-          </m:rPr>
-          <m:t>T</m:t>
-        </m:r>
-        <m:sSup>
-          <m:e>
-            <m:r>
-              <m:rPr>
-                <m:sty m:val="bi"/>
-              </m:rPr>
-              <m:t>C</m:t>
-            </m:r>
-          </m:e>
-          <m:sup>
-            <m:r>
-              <m:rPr>
-                <m:sty m:val="p"/>
-              </m:rPr>
-              <m:t>⊤</m:t>
-            </m:r>
-          </m:sup>
-        </m:sSup>
-      </m:oMath>
-      <w:ins w:id="138" w:author="PR Preview" w:date="2026-01-01T00:00:00Z">
-        <w:r>
-          <w:t xml:space="preserve">.</w:t>
-        </w:r>
-      </w:ins>
+      <w:r>
+        <w:t xml:space="preserve">.</w:t>
+      </w:r>
     </w:p>
     <w:p>
       <w:pPr>
@@ -30243,7 +29272,7 @@
                   <m:nor/>
                   <m:sty m:val="p"/>
                 </m:rPr>
-                <m:t>Theorem 7 in Matrices</m:t>
+                <m:t>Theorem 8 in Matrices</m:t>
               </m:r>
               <m:r>
                 <m:rPr>
@@ -30664,7 +29693,7 @@
                   <m:nor/>
                   <m:sty m:val="p"/>
                 </m:rPr>
-                <m:t>Theorem 7 in Matrices</m:t>
+                <m:t>Theorem 8 in Matrices</m:t>
               </m:r>
               <m:r>
                 <m:rPr>
@@ -31022,7 +30051,7 @@
                   <m:nor/>
                   <m:sty m:val="p"/>
                 </m:rPr>
-                <m:t>Theorem 16 in Matrices</m:t>
+                <m:t>Theorem 17 in Matrices</m:t>
               </m:r>
               <m:r>
                 <m:rPr>
@@ -31144,7 +30173,7 @@
                   <m:nor/>
                   <m:sty m:val="p"/>
                 </m:rPr>
-                <m:t>Theorem 16 in Matrices</m:t>
+                <m:t>Theorem 17 in Matrices</m:t>
               </m:r>
               <m:r>
                 <m:rPr>
@@ -31661,7 +30690,7 @@
                   <m:nor/>
                   <m:sty m:val="p"/>
                 </m:rPr>
-                <m:t>Theorem 16 in Matrices</m:t>
+                <m:t>Theorem 17 in Matrices</m:t>
               </m:r>
               <m:r>
                 <m:rPr>
@@ -31783,7 +30812,7 @@
                   <m:nor/>
                   <m:sty m:val="p"/>
                 </m:rPr>
-                <m:t>Theorem 16 in Matrices</m:t>
+                <m:t>Theorem 17 in Matrices</m:t>
               </m:r>
               <m:r>
                 <m:rPr>
@@ -32277,7 +31306,7 @@
                   <m:nor/>
                   <m:sty m:val="p"/>
                 </m:rPr>
-                <m:t>Theorem 7 in Matrices</m:t>
+                <m:t>Theorem 8 in Matrices</m:t>
               </m:r>
               <m:r>
                 <m:rPr>
@@ -32726,7 +31755,7 @@
                   <m:nor/>
                   <m:sty m:val="p"/>
                 </m:rPr>
-                <m:t>Theorem 7 in Matrices</m:t>
+                <m:t>Theorem 8 in Matrices</m:t>
               </m:r>
               <m:r>
                 <m:rPr>
@@ -35833,7 +34862,7 @@
                   <m:nor/>
                   <m:sty m:val="p"/>
                 </m:rPr>
-                <m:t>Theorem 7 in Matrices</m:t>
+                <m:t>Theorem 8 in Matrices</m:t>
               </m:r>
               <m:r>
                 <m:rPr>
@@ -36116,9 +35145,8 @@
       <w:pPr>
         <w:pStyle w:val="BodyText"/>
       </w:pPr>
-      <w:del w:id="139" w:author="PR Preview" w:date="2026-01-01T00:00:00Z">
-        <w:r>
-          <w:delText xml:space="preserve">$$
+      <w:r>
+        <w:t xml:space="preserve">$$
     \begin{aligned}
     (\mathbf{I}_n - \mathbf{G} \mathbf{A})\,\mathord{\smash[b]{\underset{\raise.3ex\hbox{$\scriptstyle\sim$}}{x}}\vphantom{x}}
     &amp;= \mathbf{I}_n \mathord{\smash[b]{\underset{\raise.3ex\hbox{$\scriptstyle\sim$}}{x}}\vphantom{x}} - (\mathbf{G} \mathbf{A})\,\mathord{\smash[b]{\underset{\raise.3ex\hbox{$\scriptstyle\sim$}}{x}}\vphantom{x}}
@@ -36136,37 +35164,8 @@
     &amp;= \mathord{\smash[b]{\underset{\raise.3ex\hbox{$\scriptstyle\sim$}}{x}}\vphantom{x}},
     &amp;&amp; \text{(} \mathbf{G}\,\mathord{\smash[b]{\underset{\raise.3ex\hbox{$\scriptstyle\sim$}}{0}}\vphantom{0}}_m = \mathord{\smash[b]{\underset{\raise.3ex\hbox{$\scriptstyle\sim$}}{0}}\vphantom{0}}_n \text{)}
     \end{aligned}
-    $$</w:delText>
-        </w:r>
-      </w:del>
-    </w:p>
-    <w:p>
-      <w:pPr>
-        <w:pStyle w:val="BodyText"/>
-      </w:pPr>
-      <w:ins w:id="140" w:author="PR Preview" w:date="2026-01-01T00:00:00Z">
-        <w:r>
-          <w:t xml:space="preserve">$$
-    \begin{aligned}
-    (\mathbf{I}_n - \mathbf{G} \mathbf{A})\,\mathord{\smash[b]{\underset{\raise.3ex\hbox{$\scriptstyle\sim$}}{x}}\vphantom{x}}
-    &amp;= \mathbf{I}_n \mathord{\smash[b]{\underset{\raise.3ex\hbox{$\scriptstyle\sim$}}{x}}\vphantom{x}} - (\mathbf{G} \mathbf{A})\,\mathord{\smash[b]{\underset{\raise.3ex\hbox{$\scriptstyle\sim$}}{x}}\vphantom{x}}
-    &amp;&amp; \text{(}\text{Theorem~7}\text{, with } \mathord{\smash[b]{\underset{\raise.3ex\hbox{$\scriptstyle\sim$}}{x}}\vphantom{x}} \text{ as the last factor)}
-    \\
-    &amp;= \mathord{\smash[b]{\underset{\raise.3ex\hbox{$\scriptstyle\sim$}}{x}}\vphantom{x}} - (\mathbf{G} \mathbf{A})\,\mathord{\smash[b]{\underset{\raise.3ex\hbox{$\scriptstyle\sim$}}{x}}\vphantom{x}}
-    &amp;&amp; \text{(}\text{Theorem~7 in Matrices}\text{)}
-    \\
-    &amp;= \mathord{\smash[b]{\underset{\raise.3ex\hbox{$\scriptstyle\sim$}}{x}}\vphantom{x}} - \mathbf{G}\,(\mathbf{A} \mathord{\smash[b]{\underset{\raise.3ex\hbox{$\scriptstyle\sim$}}{x}}\vphantom{x}})
-    &amp;&amp; \text{(}\text{Theorem~5 in Matrices}\text{)}
-    \\
-    &amp;= \mathord{\smash[b]{\underset{\raise.3ex\hbox{$\scriptstyle\sim$}}{x}}\vphantom{x}} - \mathbf{G}\,\mathord{\smash[b]{\underset{\raise.3ex\hbox{$\scriptstyle\sim$}}{0}}\vphantom{0}}_m
-    &amp;&amp; \text{(} \mathbf{A} \mathord{\smash[b]{\underset{\raise.3ex\hbox{$\scriptstyle\sim$}}{x}}\vphantom{x}} = \mathord{\smash[b]{\underset{\raise.3ex\hbox{$\scriptstyle\sim$}}{0}}\vphantom{0}}_m \text{)}
-    \\
-    &amp;= \mathord{\smash[b]{\underset{\raise.3ex\hbox{$\scriptstyle\sim$}}{x}}\vphantom{x}},
-    &amp;&amp; \text{(} \mathbf{G}\,\mathord{\smash[b]{\underset{\raise.3ex\hbox{$\scriptstyle\sim$}}{0}}\vphantom{0}}_m = \mathord{\smash[b]{\underset{\raise.3ex\hbox{$\scriptstyle\sim$}}{0}}\vphantom{0}}_n \text{)}
-    \end{aligned}
     $$</w:t>
-        </w:r>
-      </w:ins>
+      </w:r>
     </w:p>
     <w:p>
       <w:pPr>
@@ -46616,485 +45615,157 @@
       <w:pPr>
         <w:pStyle w:val="BodyText"/>
       </w:pPr>
-      <w:del w:id="141" w:author="PR Preview" w:date="2026-01-01T00:00:00Z">
+      <w:r>
+        <w:rPr>
+          <w:b/>
+          <w:bCs/>
+        </w:rPr>
+        <w:t xml:space="preserve">Example 25 (A QR factorization from Gram-Schmidt)</w:t>
+      </w:r>
+      <w:r>
+        <w:t xml:space="preserve"> </w:t>
+      </w:r>
+      <w:r>
+        <w:t xml:space="preserve">For</w:t>
+      </w:r>
+      <w:r>
+        <w:t xml:space="preserve"> </w:t>
+      </w:r>
+      <m:oMath>
+        <m:r>
+          <m:rPr>
+            <m:sty m:val="bi"/>
+          </m:rPr>
+          <m:t>A</m:t>
+        </m:r>
+      </m:oMath>
+      <w:r>
+        <w:t xml:space="preserve"> </w:t>
+      </w:r>
+      <w:r>
+        <w:t xml:space="preserve">with columns</w:t>
+      </w:r>
+      <w:r>
+        <w:t xml:space="preserve"> </w:t>
+      </w:r>
+      <w:r>
+        <w:t xml:space="preserve">$\mathord{\smash[b]{\underset{\raise.3ex\hbox{$\scriptstyle\sim$}}{a}}\vphantom{a}}_1 = (1, 1, 0)$</w:t>
+      </w:r>
+      <w:r>
+        <w:t xml:space="preserve">,</w:t>
+      </w:r>
+      <w:r>
+        <w:t xml:space="preserve"> </w:t>
+      </w:r>
+      <w:r>
+        <w:t xml:space="preserve">$\mathord{\smash[b]{\underset{\raise.3ex\hbox{$\scriptstyle\sim$}}{a}}\vphantom{a}}_2 = (1, 0, 1)$</w:t>
+      </w:r>
+      <w:r>
+        <w:t xml:space="preserve">,</w:t>
+      </w:r>
+      <w:r>
+        <w:t xml:space="preserve"> </w:t>
+      </w:r>
+      <w:r>
+        <w:t xml:space="preserve">$\mathord{\smash[b]{\underset{\raise.3ex\hbox{$\scriptstyle\sim$}}{a}}\vphantom{a}}_3 = (0, 1, 1)$</w:t>
+      </w:r>
+      <w:r>
+        <w:t xml:space="preserve">,</w:t>
+      </w:r>
+      <w:r>
+        <w:t xml:space="preserve"> </w:t>
+      </w:r>
+      <w:hyperlink r:id="rId125">
         <w:r>
           <w:rPr>
-            <w:b/>
-            <w:bCs/>
+            <w:rStyle w:val="Hyperlink"/>
           </w:rPr>
-          <w:delText xml:space="preserve">Example 25 (A QR factorization from Gram-Schmidt)</w:delText>
+          <w:t xml:space="preserve">Example 22 in Inner Products and Orthogonality</w:t>
         </w:r>
-      </w:del>
-      <w:del w:id="142" w:author="PR Preview" w:date="2026-01-01T00:00:00Z">
-        <w:r>
-          <w:delText xml:space="preserve"> </w:delText>
-        </w:r>
-      </w:del>
-      <w:del w:id="143" w:author="PR Preview" w:date="2026-01-01T00:00:00Z">
-        <w:r>
-          <w:delText xml:space="preserve">For</w:delText>
-        </w:r>
-      </w:del>
-      <w:del w:id="144" w:author="PR Preview" w:date="2026-01-01T00:00:00Z">
-        <w:r>
-          <w:delText xml:space="preserve"> </w:delText>
-        </w:r>
-      </w:del>
-      <m:oMath>
-        <m:r>
-          <m:rPr>
-            <m:sty m:val="bi"/>
-          </m:rPr>
-          <m:t>A</m:t>
-        </m:r>
-      </m:oMath>
-      <w:del w:id="145" w:author="PR Preview" w:date="2026-01-01T00:00:00Z">
-        <w:r>
-          <w:delText xml:space="preserve"> </w:delText>
-        </w:r>
-      </w:del>
-      <w:del w:id="146" w:author="PR Preview" w:date="2026-01-01T00:00:00Z">
-        <w:r>
-          <w:delText xml:space="preserve">with columns</w:delText>
-        </w:r>
-      </w:del>
-      <w:del w:id="147" w:author="PR Preview" w:date="2026-01-01T00:00:00Z">
-        <w:r>
-          <w:delText xml:space="preserve"> </w:delText>
-        </w:r>
-      </w:del>
-      <w:del w:id="148" w:author="PR Preview" w:date="2026-01-01T00:00:00Z">
-        <w:r>
-          <w:delText xml:space="preserve">$\mathord{\smash[b]{\underset{\raise.3ex\hbox{$\scriptstyle\sim$}}{a}}\vphantom{a}}_1 = (1, 1, 0)$</w:delText>
-        </w:r>
-      </w:del>
-      <w:del w:id="149" w:author="PR Preview" w:date="2026-01-01T00:00:00Z">
-        <w:r>
-          <w:delText xml:space="preserve">,</w:delText>
-        </w:r>
-      </w:del>
-      <w:del w:id="150" w:author="PR Preview" w:date="2026-01-01T00:00:00Z">
-        <w:r>
-          <w:delText xml:space="preserve"> </w:delText>
-        </w:r>
-      </w:del>
-      <w:del w:id="151" w:author="PR Preview" w:date="2026-01-01T00:00:00Z">
-        <w:r>
-          <w:delText xml:space="preserve">$\mathord{\smash[b]{\underset{\raise.3ex\hbox{$\scriptstyle\sim$}}{a}}\vphantom{a}}_2 = (1, 0, 1)$</w:delText>
-        </w:r>
-      </w:del>
-      <w:del w:id="152" w:author="PR Preview" w:date="2026-01-01T00:00:00Z">
-        <w:r>
-          <w:delText xml:space="preserve">,</w:delText>
-        </w:r>
-      </w:del>
-      <w:del w:id="153" w:author="PR Preview" w:date="2026-01-01T00:00:00Z">
-        <w:r>
-          <w:delText xml:space="preserve"> </w:delText>
-        </w:r>
-      </w:del>
-      <w:del w:id="154" w:author="PR Preview" w:date="2026-01-01T00:00:00Z">
-        <w:r>
-          <w:delText xml:space="preserve">$\mathord{\smash[b]{\underset{\raise.3ex\hbox{$\scriptstyle\sim$}}{a}}\vphantom{a}}_3 = (0, 1, 1)$</w:delText>
-        </w:r>
-      </w:del>
-      <w:del w:id="155" w:author="PR Preview" w:date="2026-01-01T00:00:00Z">
-        <w:r>
-          <w:delText xml:space="preserve">,</w:delText>
-        </w:r>
-      </w:del>
-      <w:del w:id="156" w:author="PR Preview" w:date="2026-01-01T00:00:00Z">
-        <w:r>
-          <w:delText xml:space="preserve"> </w:delText>
-        </w:r>
-      </w:del>
-      <w:hyperlink r:id="rId125">
-        <w:del w:id="157" w:author="PR Preview" w:date="2026-01-01T00:00:00Z">
-          <w:r>
-            <w:rPr>
-              <w:rStyle w:val="Hyperlink"/>
-            </w:rPr>
-            <w:delText xml:space="preserve">Example 21 in Inner Products and Orthogonality</w:delText>
-          </w:r>
-        </w:del>
       </w:hyperlink>
-      <w:del w:id="158" w:author="PR Preview" w:date="2026-01-01T00:00:00Z">
-        <w:r>
-          <w:delText xml:space="preserve"> </w:delText>
-        </w:r>
-      </w:del>
-      <w:del w:id="159" w:author="PR Preview" w:date="2026-01-01T00:00:00Z">
-        <w:r>
-          <w:delText xml:space="preserve">and</w:delText>
-        </w:r>
-      </w:del>
-      <w:del w:id="160" w:author="PR Preview" w:date="2026-01-01T00:00:00Z">
-        <w:r>
-          <w:delText xml:space="preserve"> </w:delText>
-        </w:r>
-      </w:del>
+      <w:r>
+        <w:t xml:space="preserve"> </w:t>
+      </w:r>
+      <w:r>
+        <w:t xml:space="preserve">and</w:t>
+      </w:r>
+      <w:r>
+        <w:t xml:space="preserve"> </w:t>
+      </w:r>
       <w:hyperlink r:id="rId126">
-        <w:del w:id="161" w:author="PR Preview" w:date="2026-01-01T00:00:00Z">
-          <w:r>
-            <w:rPr>
-              <w:rStyle w:val="Hyperlink"/>
-            </w:rPr>
-            <w:delText xml:space="preserve">Example 23 in Inner Products and Orthogonality</w:delText>
-          </w:r>
-        </w:del>
-      </w:hyperlink>
-      <w:del w:id="162" w:author="PR Preview" w:date="2026-01-01T00:00:00Z">
-        <w:r>
-          <w:delText xml:space="preserve"> </w:delText>
-        </w:r>
-      </w:del>
-      <w:del w:id="163" w:author="PR Preview" w:date="2026-01-01T00:00:00Z">
-        <w:r>
-          <w:delText xml:space="preserve">found</w:delText>
-        </w:r>
-      </w:del>
-      <w:del w:id="164" w:author="PR Preview" w:date="2026-01-01T00:00:00Z">
-        <w:r>
-          <w:delText xml:space="preserve"> </w:delText>
-        </w:r>
-      </w:del>
-      <w:del w:id="165" w:author="PR Preview" w:date="2026-01-01T00:00:00Z">
-        <w:r>
-          <w:delText xml:space="preserve">$\mathord{\smash[b]{\underset{\raise.3ex\hbox{$\scriptstyle\sim$}}{q}}\vphantom{q}}_1 = \tfrac{1}{\sqrt{2}}\,(1, 1, 0)$</w:delText>
-        </w:r>
-      </w:del>
-      <w:del w:id="166" w:author="PR Preview" w:date="2026-01-01T00:00:00Z">
-        <w:r>
-          <w:delText xml:space="preserve">,</w:delText>
-        </w:r>
-      </w:del>
-      <w:del w:id="167" w:author="PR Preview" w:date="2026-01-01T00:00:00Z">
-        <w:r>
-          <w:delText xml:space="preserve"> </w:delText>
-        </w:r>
-      </w:del>
-      <w:del w:id="168" w:author="PR Preview" w:date="2026-01-01T00:00:00Z">
-        <w:r>
-          <w:delText xml:space="preserve">$\mathord{\smash[b]{\underset{\raise.3ex\hbox{$\scriptstyle\sim$}}{q}}\vphantom{q}}_2 = \tfrac{1}{\sqrt{6}}\,(1, -1, 2)$</w:delText>
-        </w:r>
-      </w:del>
-      <w:del w:id="169" w:author="PR Preview" w:date="2026-01-01T00:00:00Z">
-        <w:r>
-          <w:delText xml:space="preserve">,</w:delText>
-        </w:r>
-      </w:del>
-      <w:del w:id="170" w:author="PR Preview" w:date="2026-01-01T00:00:00Z">
-        <w:r>
-          <w:delText xml:space="preserve"> </w:delText>
-        </w:r>
-      </w:del>
-      <w:del w:id="171" w:author="PR Preview" w:date="2026-01-01T00:00:00Z">
-        <w:r>
-          <w:delText xml:space="preserve">$\mathord{\smash[b]{\underset{\raise.3ex\hbox{$\scriptstyle\sim$}}{q}}\vphantom{q}}_3 = \tfrac{1}{\sqrt{3}}\,(-1, 1, 1)$</w:delText>
-        </w:r>
-      </w:del>
-      <w:del w:id="172" w:author="PR Preview" w:date="2026-01-01T00:00:00Z">
-        <w:r>
-          <w:delText xml:space="preserve">,</w:delText>
-        </w:r>
-      </w:del>
-      <w:del w:id="173" w:author="PR Preview" w:date="2026-01-01T00:00:00Z">
-        <w:r>
-          <w:delText xml:space="preserve"> </w:delText>
-        </w:r>
-      </w:del>
-      <w:del w:id="174" w:author="PR Preview" w:date="2026-01-01T00:00:00Z">
-        <w:r>
-          <w:delText xml:space="preserve">with</w:delText>
-        </w:r>
-      </w:del>
-      <w:del w:id="175" w:author="PR Preview" w:date="2026-01-01T00:00:00Z">
-        <w:r>
-          <w:delText xml:space="preserve"> </w:delText>
-        </w:r>
-      </w:del>
-      <w:del w:id="176" w:author="PR Preview" w:date="2026-01-01T00:00:00Z">
-        <w:r>
-          <w:delText xml:space="preserve">$\mathopen{}\left\lVert\mathord{\smash[b]{\underset{\raise.3ex\hbox{$\scriptstyle\sim$}}{q}}\vphantom{q}}'_1\right\rVert\mathclose{} = \sqrt{2}$</w:delText>
-        </w:r>
-      </w:del>
-      <w:del w:id="177" w:author="PR Preview" w:date="2026-01-01T00:00:00Z">
-        <w:r>
-          <w:delText xml:space="preserve">,</w:delText>
-        </w:r>
-      </w:del>
-      <w:del w:id="178" w:author="PR Preview" w:date="2026-01-01T00:00:00Z">
-        <w:r>
-          <w:delText xml:space="preserve"> </w:delText>
-        </w:r>
-      </w:del>
-      <w:del w:id="179" w:author="PR Preview" w:date="2026-01-01T00:00:00Z">
-        <w:r>
-          <w:delText xml:space="preserve">$\mathopen{}\left\lVert\mathord{\smash[b]{\underset{\raise.3ex\hbox{$\scriptstyle\sim$}}{q}}\vphantom{q}}'_2\right\rVert\mathclose{} = \sqrt{3/2}$</w:delText>
-        </w:r>
-      </w:del>
-      <w:del w:id="180" w:author="PR Preview" w:date="2026-01-01T00:00:00Z">
-        <w:r>
-          <w:delText xml:space="preserve">,</w:delText>
-        </w:r>
-      </w:del>
-      <w:del w:id="181" w:author="PR Preview" w:date="2026-01-01T00:00:00Z">
-        <w:r>
-          <w:delText xml:space="preserve"> </w:delText>
-        </w:r>
-      </w:del>
-      <w:del w:id="182" w:author="PR Preview" w:date="2026-01-01T00:00:00Z">
-        <w:r>
-          <w:delText xml:space="preserve">$\mathopen{}\left\lVert\mathord{\smash[b]{\underset{\raise.3ex\hbox{$\scriptstyle\sim$}}{q}}\vphantom{q}}'_3\right\rVert\mathclose{} = 2/\sqrt{3}$</w:delText>
-        </w:r>
-      </w:del>
-      <w:del w:id="183" w:author="PR Preview" w:date="2026-01-01T00:00:00Z">
-        <w:r>
-          <w:delText xml:space="preserve">,</w:delText>
-        </w:r>
-      </w:del>
-    </w:p>
-    <w:p>
-      <w:pPr>
-        <w:pStyle w:val="BodyText"/>
-      </w:pPr>
-      <w:ins w:id="184" w:author="PR Preview" w:date="2026-01-01T00:00:00Z">
         <w:r>
           <w:rPr>
-            <w:b/>
-            <w:bCs/>
+            <w:rStyle w:val="Hyperlink"/>
           </w:rPr>
-          <w:t xml:space="preserve">Example 25 (A QR factorization from Gram-Schmidt)</w:t>
+          <w:t xml:space="preserve">Example 24 in Inner Products and Orthogonality</w:t>
         </w:r>
-      </w:ins>
-      <w:ins w:id="185" w:author="PR Preview" w:date="2026-01-01T00:00:00Z">
-        <w:r>
-          <w:t xml:space="preserve"> </w:t>
-        </w:r>
-      </w:ins>
-      <w:ins w:id="186" w:author="PR Preview" w:date="2026-01-01T00:00:00Z">
-        <w:r>
-          <w:t xml:space="preserve">For</w:t>
-        </w:r>
-      </w:ins>
-      <w:ins w:id="187" w:author="PR Preview" w:date="2026-01-01T00:00:00Z">
-        <w:r>
-          <w:t xml:space="preserve"> </w:t>
-        </w:r>
-      </w:ins>
-      <m:oMath>
-        <m:r>
-          <m:rPr>
-            <m:sty m:val="bi"/>
-          </m:rPr>
-          <m:t>A</m:t>
-        </m:r>
-      </m:oMath>
-      <w:ins w:id="188" w:author="PR Preview" w:date="2026-01-01T00:00:00Z">
-        <w:r>
-          <w:t xml:space="preserve"> </w:t>
-        </w:r>
-      </w:ins>
-      <w:ins w:id="189" w:author="PR Preview" w:date="2026-01-01T00:00:00Z">
-        <w:r>
-          <w:t xml:space="preserve">with columns</w:t>
-        </w:r>
-      </w:ins>
-      <w:ins w:id="190" w:author="PR Preview" w:date="2026-01-01T00:00:00Z">
-        <w:r>
-          <w:t xml:space="preserve"> </w:t>
-        </w:r>
-      </w:ins>
-      <w:ins w:id="191" w:author="PR Preview" w:date="2026-01-01T00:00:00Z">
-        <w:r>
-          <w:t xml:space="preserve">$\mathord{\smash[b]{\underset{\raise.3ex\hbox{$\scriptstyle\sim$}}{a}}\vphantom{a}}_1 = (1, 1, 0)$</w:t>
-        </w:r>
-      </w:ins>
-      <w:ins w:id="192" w:author="PR Preview" w:date="2026-01-01T00:00:00Z">
-        <w:r>
-          <w:t xml:space="preserve">,</w:t>
-        </w:r>
-      </w:ins>
-      <w:ins w:id="193" w:author="PR Preview" w:date="2026-01-01T00:00:00Z">
-        <w:r>
-          <w:t xml:space="preserve"> </w:t>
-        </w:r>
-      </w:ins>
-      <w:ins w:id="194" w:author="PR Preview" w:date="2026-01-01T00:00:00Z">
-        <w:r>
-          <w:t xml:space="preserve">$\mathord{\smash[b]{\underset{\raise.3ex\hbox{$\scriptstyle\sim$}}{a}}\vphantom{a}}_2 = (1, 0, 1)$</w:t>
-        </w:r>
-      </w:ins>
-      <w:ins w:id="195" w:author="PR Preview" w:date="2026-01-01T00:00:00Z">
-        <w:r>
-          <w:t xml:space="preserve">,</w:t>
-        </w:r>
-      </w:ins>
-      <w:ins w:id="196" w:author="PR Preview" w:date="2026-01-01T00:00:00Z">
-        <w:r>
-          <w:t xml:space="preserve"> </w:t>
-        </w:r>
-      </w:ins>
-      <w:ins w:id="197" w:author="PR Preview" w:date="2026-01-01T00:00:00Z">
-        <w:r>
-          <w:t xml:space="preserve">$\mathord{\smash[b]{\underset{\raise.3ex\hbox{$\scriptstyle\sim$}}{a}}\vphantom{a}}_3 = (0, 1, 1)$</w:t>
-        </w:r>
-      </w:ins>
-      <w:ins w:id="198" w:author="PR Preview" w:date="2026-01-01T00:00:00Z">
-        <w:r>
-          <w:t xml:space="preserve">,</w:t>
-        </w:r>
-      </w:ins>
-      <w:ins w:id="199" w:author="PR Preview" w:date="2026-01-01T00:00:00Z">
-        <w:r>
-          <w:t xml:space="preserve"> </w:t>
-        </w:r>
-      </w:ins>
-      <w:hyperlink r:id="rId125">
-        <w:ins w:id="200" w:author="PR Preview" w:date="2026-01-01T00:00:00Z">
-          <w:r>
-            <w:rPr>
-              <w:rStyle w:val="Hyperlink"/>
-            </w:rPr>
-            <w:t xml:space="preserve">Example 22 in Inner Products and Orthogonality</w:t>
-          </w:r>
-        </w:ins>
       </w:hyperlink>
-      <w:ins w:id="201" w:author="PR Preview" w:date="2026-01-01T00:00:00Z">
-        <w:r>
-          <w:t xml:space="preserve"> </w:t>
-        </w:r>
-      </w:ins>
-      <w:ins w:id="202" w:author="PR Preview" w:date="2026-01-01T00:00:00Z">
-        <w:r>
-          <w:t xml:space="preserve">and</w:t>
-        </w:r>
-      </w:ins>
-      <w:ins w:id="203" w:author="PR Preview" w:date="2026-01-01T00:00:00Z">
-        <w:r>
-          <w:t xml:space="preserve"> </w:t>
-        </w:r>
-      </w:ins>
-      <w:hyperlink r:id="rId126">
-        <w:ins w:id="204" w:author="PR Preview" w:date="2026-01-01T00:00:00Z">
-          <w:r>
-            <w:rPr>
-              <w:rStyle w:val="Hyperlink"/>
-            </w:rPr>
-            <w:t xml:space="preserve">Example 24 in Inner Products and Orthogonality</w:t>
-          </w:r>
-        </w:ins>
-      </w:hyperlink>
-      <w:ins w:id="205" w:author="PR Preview" w:date="2026-01-01T00:00:00Z">
-        <w:r>
-          <w:t xml:space="preserve"> </w:t>
-        </w:r>
-      </w:ins>
-      <w:ins w:id="206" w:author="PR Preview" w:date="2026-01-01T00:00:00Z">
-        <w:r>
-          <w:t xml:space="preserve">found</w:t>
-        </w:r>
-      </w:ins>
-      <w:ins w:id="207" w:author="PR Preview" w:date="2026-01-01T00:00:00Z">
-        <w:r>
-          <w:t xml:space="preserve"> </w:t>
-        </w:r>
-      </w:ins>
-      <w:ins w:id="208" w:author="PR Preview" w:date="2026-01-01T00:00:00Z">
-        <w:r>
-          <w:t xml:space="preserve">$\mathord{\smash[b]{\underset{\raise.3ex\hbox{$\scriptstyle\sim$}}{q}}\vphantom{q}}_1 = \tfrac{1}{\sqrt{2}}\,(1, 1, 0)$</w:t>
-        </w:r>
-      </w:ins>
-      <w:ins w:id="209" w:author="PR Preview" w:date="2026-01-01T00:00:00Z">
-        <w:r>
-          <w:t xml:space="preserve">,</w:t>
-        </w:r>
-      </w:ins>
-      <w:ins w:id="210" w:author="PR Preview" w:date="2026-01-01T00:00:00Z">
-        <w:r>
-          <w:t xml:space="preserve"> </w:t>
-        </w:r>
-      </w:ins>
-      <w:ins w:id="211" w:author="PR Preview" w:date="2026-01-01T00:00:00Z">
-        <w:r>
-          <w:t xml:space="preserve">$\mathord{\smash[b]{\underset{\raise.3ex\hbox{$\scriptstyle\sim$}}{q}}\vphantom{q}}_2 = \tfrac{1}{\sqrt{6}}\,(1, -1, 2)$</w:t>
-        </w:r>
-      </w:ins>
-      <w:ins w:id="212" w:author="PR Preview" w:date="2026-01-01T00:00:00Z">
-        <w:r>
-          <w:t xml:space="preserve">,</w:t>
-        </w:r>
-      </w:ins>
-      <w:ins w:id="213" w:author="PR Preview" w:date="2026-01-01T00:00:00Z">
-        <w:r>
-          <w:t xml:space="preserve"> </w:t>
-        </w:r>
-      </w:ins>
-      <w:ins w:id="214" w:author="PR Preview" w:date="2026-01-01T00:00:00Z">
-        <w:r>
-          <w:t xml:space="preserve">$\mathord{\smash[b]{\underset{\raise.3ex\hbox{$\scriptstyle\sim$}}{q}}\vphantom{q}}_3 = \tfrac{1}{\sqrt{3}}\,(-1, 1, 1)$</w:t>
-        </w:r>
-      </w:ins>
-      <w:ins w:id="215" w:author="PR Preview" w:date="2026-01-01T00:00:00Z">
-        <w:r>
-          <w:t xml:space="preserve">,</w:t>
-        </w:r>
-      </w:ins>
-      <w:ins w:id="216" w:author="PR Preview" w:date="2026-01-01T00:00:00Z">
-        <w:r>
-          <w:t xml:space="preserve"> </w:t>
-        </w:r>
-      </w:ins>
-      <w:ins w:id="217" w:author="PR Preview" w:date="2026-01-01T00:00:00Z">
-        <w:r>
-          <w:t xml:space="preserve">with</w:t>
-        </w:r>
-      </w:ins>
-      <w:ins w:id="218" w:author="PR Preview" w:date="2026-01-01T00:00:00Z">
-        <w:r>
-          <w:t xml:space="preserve"> </w:t>
-        </w:r>
-      </w:ins>
-      <w:ins w:id="219" w:author="PR Preview" w:date="2026-01-01T00:00:00Z">
-        <w:r>
-          <w:t xml:space="preserve">$\mathopen{}\left\lVert\mathord{\smash[b]{\underset{\raise.3ex\hbox{$\scriptstyle\sim$}}{q}}\vphantom{q}}'_1\right\rVert\mathclose{} = \sqrt{2}$</w:t>
-        </w:r>
-      </w:ins>
-      <w:ins w:id="220" w:author="PR Preview" w:date="2026-01-01T00:00:00Z">
-        <w:r>
-          <w:t xml:space="preserve">,</w:t>
-        </w:r>
-      </w:ins>
-      <w:ins w:id="221" w:author="PR Preview" w:date="2026-01-01T00:00:00Z">
-        <w:r>
-          <w:t xml:space="preserve"> </w:t>
-        </w:r>
-      </w:ins>
-      <w:ins w:id="222" w:author="PR Preview" w:date="2026-01-01T00:00:00Z">
-        <w:r>
-          <w:t xml:space="preserve">$\mathopen{}\left\lVert\mathord{\smash[b]{\underset{\raise.3ex\hbox{$\scriptstyle\sim$}}{q}}\vphantom{q}}'_2\right\rVert\mathclose{} = \sqrt{3/2}$</w:t>
-        </w:r>
-      </w:ins>
-      <w:ins w:id="223" w:author="PR Preview" w:date="2026-01-01T00:00:00Z">
-        <w:r>
-          <w:t xml:space="preserve">,</w:t>
-        </w:r>
-      </w:ins>
-      <w:ins w:id="224" w:author="PR Preview" w:date="2026-01-01T00:00:00Z">
-        <w:r>
-          <w:t xml:space="preserve"> </w:t>
-        </w:r>
-      </w:ins>
-      <w:ins w:id="225" w:author="PR Preview" w:date="2026-01-01T00:00:00Z">
-        <w:r>
-          <w:t xml:space="preserve">$\mathopen{}\left\lVert\mathord{\smash[b]{\underset{\raise.3ex\hbox{$\scriptstyle\sim$}}{q}}\vphantom{q}}'_3\right\rVert\mathclose{} = 2/\sqrt{3}$</w:t>
-        </w:r>
-      </w:ins>
-      <w:ins w:id="226" w:author="PR Preview" w:date="2026-01-01T00:00:00Z">
-        <w:r>
-          <w:t xml:space="preserve">,</w:t>
-        </w:r>
-      </w:ins>
+      <w:r>
+        <w:t xml:space="preserve"> </w:t>
+      </w:r>
+      <w:r>
+        <w:t xml:space="preserve">found</w:t>
+      </w:r>
+      <w:r>
+        <w:t xml:space="preserve"> </w:t>
+      </w:r>
+      <w:r>
+        <w:t xml:space="preserve">$\mathord{\smash[b]{\underset{\raise.3ex\hbox{$\scriptstyle\sim$}}{q}}\vphantom{q}}_1 = \tfrac{1}{\sqrt{2}}\,(1, 1, 0)$</w:t>
+      </w:r>
+      <w:r>
+        <w:t xml:space="preserve">,</w:t>
+      </w:r>
+      <w:r>
+        <w:t xml:space="preserve"> </w:t>
+      </w:r>
+      <w:r>
+        <w:t xml:space="preserve">$\mathord{\smash[b]{\underset{\raise.3ex\hbox{$\scriptstyle\sim$}}{q}}\vphantom{q}}_2 = \tfrac{1}{\sqrt{6}}\,(1, -1, 2)$</w:t>
+      </w:r>
+      <w:r>
+        <w:t xml:space="preserve">,</w:t>
+      </w:r>
+      <w:r>
+        <w:t xml:space="preserve"> </w:t>
+      </w:r>
+      <w:r>
+        <w:t xml:space="preserve">$\mathord{\smash[b]{\underset{\raise.3ex\hbox{$\scriptstyle\sim$}}{q}}\vphantom{q}}_3 = \tfrac{1}{\sqrt{3}}\,(-1, 1, 1)$</w:t>
+      </w:r>
+      <w:r>
+        <w:t xml:space="preserve">,</w:t>
+      </w:r>
+      <w:r>
+        <w:t xml:space="preserve"> </w:t>
+      </w:r>
+      <w:r>
+        <w:t xml:space="preserve">with</w:t>
+      </w:r>
+      <w:r>
+        <w:t xml:space="preserve"> </w:t>
+      </w:r>
+      <w:r>
+        <w:t xml:space="preserve">$\mathopen{}\left\lVert\mathord{\smash[b]{\underset{\raise.3ex\hbox{$\scriptstyle\sim$}}{q}}\vphantom{q}}'_1\right\rVert\mathclose{} = \sqrt{2}$</w:t>
+      </w:r>
+      <w:r>
+        <w:t xml:space="preserve">,</w:t>
+      </w:r>
+      <w:r>
+        <w:t xml:space="preserve"> </w:t>
+      </w:r>
+      <w:r>
+        <w:t xml:space="preserve">$\mathopen{}\left\lVert\mathord{\smash[b]{\underset{\raise.3ex\hbox{$\scriptstyle\sim$}}{q}}\vphantom{q}}'_2\right\rVert\mathclose{} = \sqrt{3/2}$</w:t>
+      </w:r>
+      <w:r>
+        <w:t xml:space="preserve">,</w:t>
+      </w:r>
+      <w:r>
+        <w:t xml:space="preserve"> </w:t>
+      </w:r>
+      <w:r>
+        <w:t xml:space="preserve">$\mathopen{}\left\lVert\mathord{\smash[b]{\underset{\raise.3ex\hbox{$\scriptstyle\sim$}}{q}}\vphantom{q}}'_3\right\rVert\mathclose{} = 2/\sqrt{3}$</w:t>
+      </w:r>
+      <w:r>
+        <w:t xml:space="preserve">,</w:t>
+      </w:r>
     </w:p>
     <w:p>
       <w:pPr>
@@ -49388,9 +48059,8 @@
       <w:pPr>
         <w:pStyle w:val="BodyText"/>
       </w:pPr>
-      <w:del w:id="227" w:author="PR Preview" w:date="2026-01-01T00:00:00Z">
-        <w:r>
-          <w:delText xml:space="preserve">$$
+      <w:r>
+        <w:t xml:space="preserve">$$
     \begin{aligned}
     \hat{\mathord{\smash[b]{\underset{\raise.3ex\hbox{$\scriptstyle\sim$}}{x}}\vphantom{x}}}
     &amp;= \mathbf{I}_n\,\hat{\mathord{\smash[b]{\underset{\raise.3ex\hbox{$\scriptstyle\sim$}}{x}}\vphantom{x}}}
@@ -49405,34 +48075,8 @@
     &amp;= \mathbf{M}^{-1}\,{\mathbf{A}}^{\top} \mathord{\smash[b]{\underset{\raise.3ex\hbox{$\scriptstyle\sim$}}{b}}\vphantom{b}}.
     &amp;&amp; \text{(the normal equations)}
     \end{aligned}
-    $$</w:delText>
-        </w:r>
-      </w:del>
-    </w:p>
-    <w:p>
-      <w:pPr>
-        <w:pStyle w:val="BodyText"/>
-      </w:pPr>
-      <w:ins w:id="228" w:author="PR Preview" w:date="2026-01-01T00:00:00Z">
-        <w:r>
-          <w:t xml:space="preserve">$$
-    \begin{aligned}
-    \hat{\mathord{\smash[b]{\underset{\raise.3ex\hbox{$\scriptstyle\sim$}}{x}}\vphantom{x}}}
-    &amp;= \mathbf{I}_n\,\hat{\mathord{\smash[b]{\underset{\raise.3ex\hbox{$\scriptstyle\sim$}}{x}}\vphantom{x}}}
-    &amp;&amp; \text{(}\text{Theorem~7 in Matrices}\text{)}
-    \\
-    &amp;= (\mathbf{M}^{-1} \mathbf{M})\,\hat{\mathord{\smash[b]{\underset{\raise.3ex\hbox{$\scriptstyle\sim$}}{x}}\vphantom{x}}}
-    &amp;&amp; \text{(}\text{Definition~5 in Special Matrices and Decompositions}\text{)}
-    \\
-    &amp;= \mathbf{M}^{-1}\,(\mathbf{M} \hat{\mathord{\smash[b]{\underset{\raise.3ex\hbox{$\scriptstyle\sim$}}{x}}\vphantom{x}}})
-    &amp;&amp; \text{(}\text{Theorem~5 in Matrices}\text{)}
-    \\
-    &amp;= \mathbf{M}^{-1}\,{\mathbf{A}}^{\top} \mathord{\smash[b]{\underset{\raise.3ex\hbox{$\scriptstyle\sim$}}{b}}\vphantom{b}}.
-    &amp;&amp; \text{(the normal equations)}
-    \end{aligned}
     $$</w:t>
-        </w:r>
-      </w:ins>
+      </w:r>
     </w:p>
     <w:bookmarkStart w:id="132" w:name="exm-normal-equations"/>
     <w:p>
@@ -51202,9 +49846,8 @@
       <w:pPr>
         <w:pStyle w:val="BodyText"/>
       </w:pPr>
-      <w:del w:id="229" w:author="PR Preview" w:date="2026-01-01T00:00:00Z">
-        <w:r>
-          <w:delText xml:space="preserve">$$
+      <w:r>
+        <w:t xml:space="preserve">$$
     \begin{aligned}
     {\mathbf{A}}^{\top} \mathbf{A} \hat{\mathord{\smash[b]{\underset{\raise.3ex\hbox{$\scriptstyle\sim$}}{x}}\vphantom{x}}}
     &amp;= {(\mathbf{Q} \mathbf{R})}^{\top}\,(\mathbf{Q} \mathbf{R})\,\hat{\mathord{\smash[b]{\underset{\raise.3ex\hbox{$\scriptstyle\sim$}}{x}}\vphantom{x}}}
@@ -51234,49 +49877,8 @@
     &amp;= {\mathbf{A}}^{\top} \mathord{\smash[b]{\underset{\raise.3ex\hbox{$\scriptstyle\sim$}}{b}}\vphantom{b}},
     &amp;&amp; \text{(} \mathbf{A} = \mathbf{Q} \mathbf{R} \text{)}
     \end{aligned}
-    $$</w:delText>
-        </w:r>
-      </w:del>
-    </w:p>
-    <w:p>
-      <w:pPr>
-        <w:pStyle w:val="BodyText"/>
-      </w:pPr>
-      <w:ins w:id="230" w:author="PR Preview" w:date="2026-01-01T00:00:00Z">
-        <w:r>
-          <w:t xml:space="preserve">$$
-    \begin{aligned}
-    {\mathbf{A}}^{\top} \mathbf{A} \hat{\mathord{\smash[b]{\underset{\raise.3ex\hbox{$\scriptstyle\sim$}}{x}}\vphantom{x}}}
-    &amp;= {(\mathbf{Q} \mathbf{R})}^{\top}\,(\mathbf{Q} \mathbf{R})\,\hat{\mathord{\smash[b]{\underset{\raise.3ex\hbox{$\scriptstyle\sim$}}{x}}\vphantom{x}}}
-    &amp;&amp; \text{(substitute } \mathbf{A} = \mathbf{Q} \mathbf{R} \text{)}
-    \\
-    &amp;= {\mathbf{R}}^{\top}\,{\mathbf{Q}}^{\top}\,(\mathbf{Q} \mathbf{R})\,\hat{\mathord{\smash[b]{\underset{\raise.3ex\hbox{$\scriptstyle\sim$}}{x}}\vphantom{x}}}
-    &amp;&amp; \text{(}\text{Theorem~16 in Matrices}\text{)}
-    \\
-    &amp;= {\mathbf{R}}^{\top}\,({\mathbf{Q}}^{\top} \mathbf{Q})\,(\mathbf{R} \hat{\mathord{\smash[b]{\underset{\raise.3ex\hbox{$\scriptstyle\sim$}}{x}}\vphantom{x}}})
-    &amp;&amp; \text{(}\text{Theorem~5 in Matrices}\text{)}
-    \\
-    &amp;= {\mathbf{R}}^{\top}\,\mathbf{I}_n\,(\mathbf{R} \hat{\mathord{\smash[b]{\underset{\raise.3ex\hbox{$\scriptstyle\sim$}}{x}}\vphantom{x}}})
-    &amp;&amp; \text{(} {\mathbf{Q}}^{\top} \mathbf{Q} = \mathbf{I}_n \text{)}
-    \\
-    &amp;= {\mathbf{R}}^{\top}\,(\mathbf{R} \hat{\mathord{\smash[b]{\underset{\raise.3ex\hbox{$\scriptstyle\sim$}}{x}}\vphantom{x}}})
-    &amp;&amp; \text{(}\text{Theorem~7 in Matrices}\text{)}
-    \\
-    &amp;= {\mathbf{R}}^{\top}\,({\mathbf{Q}}^{\top} \mathord{\smash[b]{\underset{\raise.3ex\hbox{$\scriptstyle\sim$}}{b}}\vphantom{b}})
-    &amp;&amp; \text{(} \mathbf{R} \hat{\mathord{\smash[b]{\underset{\raise.3ex\hbox{$\scriptstyle\sim$}}{x}}\vphantom{x}}} = {\mathbf{Q}}^{\top} \mathord{\smash[b]{\underset{\raise.3ex\hbox{$\scriptstyle\sim$}}{b}}\vphantom{b}} \text{)}
-    \\
-    &amp;= ({\mathbf{R}}^{\top}\,{\mathbf{Q}}^{\top})\,\mathord{\smash[b]{\underset{\raise.3ex\hbox{$\scriptstyle\sim$}}{b}}\vphantom{b}}
-    &amp;&amp; \text{(}\text{Theorem~5 in Matrices}\text{)}
-    \\
-    &amp;= {(\mathbf{Q} \mathbf{R})}^{\top}\,\mathord{\smash[b]{\underset{\raise.3ex\hbox{$\scriptstyle\sim$}}{b}}\vphantom{b}}
-    &amp;&amp; \text{(}\text{Theorem~16 in Matrices}\text{)}
-    \\
-    &amp;= {\mathbf{A}}^{\top} \mathord{\smash[b]{\underset{\raise.3ex\hbox{$\scriptstyle\sim$}}{b}}\vphantom{b}},
-    &amp;&amp; \text{(} \mathbf{A} = \mathbf{Q} \mathbf{R} \text{)}
-    \end{aligned}
     $$</w:t>
-        </w:r>
-      </w:ins>
+      </w:r>
     </w:p>
     <w:p>
       <w:pPr>
